--- a/IvanWesleyAbueg_CV.docx
+++ b/IvanWesleyAbueg_CV.docx
@@ -1,43 +1,39 @@
 
 <file path=word/document.xml><?xml version="1.0" encoding="utf-8"?>
-<w:document xmlns:mc="http://schemas.openxmlformats.org/markup-compatibility/2006" xmlns:o="urn:schemas-microsoft-com:office:office" xmlns:r="http://schemas.openxmlformats.org/officeDocument/2006/relationships" xmlns:m="http://schemas.openxmlformats.org/officeDocument/2006/math" xmlns:v="urn:schemas-microsoft-com:vml" xmlns:wp="http://schemas.openxmlformats.org/drawingml/2006/wordprocessingDrawing" xmlns:w10="urn:schemas-microsoft-com:office:word" xmlns:w="http://schemas.openxmlformats.org/wordprocessingml/2006/main" xmlns:wne="http://schemas.microsoft.com/office/word/2006/wordml" xmlns:sl="http://schemas.openxmlformats.org/schemaLibrary/2006/main" xmlns:a="http://schemas.openxmlformats.org/drawingml/2006/main" xmlns:pic="http://schemas.openxmlformats.org/drawingml/2006/picture" xmlns:c="http://schemas.openxmlformats.org/drawingml/2006/chart" xmlns:lc="http://schemas.openxmlformats.org/drawingml/2006/lockedCanvas" xmlns:dgm="http://schemas.openxmlformats.org/drawingml/2006/diagram" xmlns:wps="http://schemas.microsoft.com/office/word/2010/wordprocessingShape" xmlns:wpg="http://schemas.microsoft.com/office/word/2010/wordprocessingGroup" xmlns:w14="http://schemas.microsoft.com/office/word/2010/wordml" xmlns:w15="http://schemas.microsoft.com/office/word/2012/wordml" xmlns:w16="http://schemas.microsoft.com/office/word/2018/wordml" xmlns:w16cex="http://schemas.microsoft.com/office/word/2018/wordml/cex" xmlns:w16cid="http://schemas.microsoft.com/office/word/2016/wordml/cid" xmlns="http://schemas.microsoft.com/office/tasks/2019/documenttasks" xmlns:cr="http://schemas.microsoft.com/office/comments/2020/reactions">
+<w:document xmlns:wpc="http://schemas.microsoft.com/office/word/2010/wordprocessingCanvas" xmlns:cx="http://schemas.microsoft.com/office/drawing/2014/chartex" xmlns:cx1="http://schemas.microsoft.com/office/drawing/2015/9/8/chartex" xmlns:cx2="http://schemas.microsoft.com/office/drawing/2015/10/21/chartex" xmlns:cx3="http://schemas.microsoft.com/office/drawing/2016/5/9/chartex" xmlns:cx4="http://schemas.microsoft.com/office/drawing/2016/5/10/chartex" xmlns:cx5="http://schemas.microsoft.com/office/drawing/2016/5/11/chartex" xmlns:cx6="http://schemas.microsoft.com/office/drawing/2016/5/12/chartex" xmlns:cx7="http://schemas.microsoft.com/office/drawing/2016/5/13/chartex" xmlns:cx8="http://schemas.microsoft.com/office/drawing/2016/5/14/chartex" xmlns:mc="http://schemas.openxmlformats.org/markup-compatibility/2006" xmlns:aink="http://schemas.microsoft.com/office/drawing/2016/ink" xmlns:am3d="http://schemas.microsoft.com/office/drawing/2017/model3d" xmlns:o="urn:schemas-microsoft-com:office:office" xmlns:oel="http://schemas.microsoft.com/office/2019/extlst" xmlns:r="http://schemas.openxmlformats.org/officeDocument/2006/relationships" xmlns:m="http://schemas.openxmlformats.org/officeDocument/2006/math" xmlns:v="urn:schemas-microsoft-com:vml" xmlns:wp14="http://schemas.microsoft.com/office/word/2010/wordprocessingDrawing" xmlns:wp="http://schemas.openxmlformats.org/drawingml/2006/wordprocessingDrawing" xmlns:w10="urn:schemas-microsoft-com:office:word" xmlns:w="http://schemas.openxmlformats.org/wordprocessingml/2006/main" xmlns:w14="http://schemas.microsoft.com/office/word/2010/wordml" xmlns:w15="http://schemas.microsoft.com/office/word/2012/wordml" xmlns:w16cex="http://schemas.microsoft.com/office/word/2018/wordml/cex" xmlns:w16cid="http://schemas.microsoft.com/office/word/2016/wordml/cid" xmlns:w16="http://schemas.microsoft.com/office/word/2018/wordml" xmlns:w16du="http://schemas.microsoft.com/office/word/2023/wordml/word16du" xmlns:w16sdtdh="http://schemas.microsoft.com/office/word/2020/wordml/sdtdatahash" xmlns:w16sdtfl="http://schemas.microsoft.com/office/word/2024/wordml/sdtformatlock" xmlns:w16se="http://schemas.microsoft.com/office/word/2015/wordml/symex" xmlns:wpg="http://schemas.microsoft.com/office/word/2010/wordprocessingGroup" xmlns:wpi="http://schemas.microsoft.com/office/word/2010/wordprocessingInk" xmlns:wne="http://schemas.microsoft.com/office/word/2006/wordml" xmlns:wps="http://schemas.microsoft.com/office/word/2010/wordprocessingShape" mc:Ignorable="w14 w15 w16se w16cid w16 w16cex w16sdtdh w16sdtfl w16du wp14">
   <w:body>
     <w:p>
       <w:pPr>
         <w:spacing w:after="0" w:line="276" w:lineRule="auto"/>
         <w:rPr>
-          <w:b w:val="1"/>
-          <w:bCs w:val="1"/>
+          <w:b/>
+          <w:bCs/>
           <w:sz w:val="36"/>
           <w:szCs w:val="36"/>
         </w:rPr>
       </w:pPr>
       <w:r>
         <w:rPr>
-          <w:b w:val="1"/>
-          <w:bCs w:val="1"/>
+          <w:b/>
+          <w:bCs/>
           <w:sz w:val="48"/>
           <w:szCs w:val="48"/>
-          <w:rtl w:val="0"/>
-        </w:rPr>
-        <w:t xml:space="preserve">Ivan Wesley S. Abueg</w:t>
+        </w:rPr>
+        <w:t>Ivan Wesley S. Abueg</w:t>
       </w:r>
       <w:r>
         <w:rPr>
           <w:sz w:val="36"/>
           <w:szCs w:val="36"/>
-          <w:rtl w:val="0"/>
         </w:rPr>
         <w:t xml:space="preserve"> </w:t>
       </w:r>
       <w:r>
         <w:rPr>
-          <w:rtl w:val="0"/>
-        </w:rPr>
-      </w:r>
-      <w:r>
+          <w:noProof/>
+        </w:rPr>
         <w:drawing>
-          <wp:anchor allowOverlap="1" behindDoc="0" distB="0" distT="0" distL="114300" distR="114300" hidden="0" layoutInCell="1" locked="0" relativeHeight="0" simplePos="0">
+          <wp:anchor distT="0" distB="0" distL="114300" distR="114300" simplePos="0" relativeHeight="251658240" behindDoc="0" locked="0" layoutInCell="1" hidden="0" allowOverlap="1" wp14:anchorId="6640DF3C" wp14:editId="61C0FED3">
             <wp:simplePos x="0" y="0"/>
             <wp:positionH relativeFrom="column">
               <wp:posOffset>5236845</wp:posOffset>
@@ -46,19 +42,20 @@
               <wp:posOffset>-109392</wp:posOffset>
             </wp:positionV>
             <wp:extent cx="914400" cy="914400"/>
-            <wp:effectExtent b="0" l="0" r="0" t="0"/>
+            <wp:effectExtent l="0" t="0" r="0" b="0"/>
             <wp:wrapNone/>
             <wp:docPr id="8" name="image3.png"/>
-            <a:graphic>
+            <wp:cNvGraphicFramePr/>
+            <a:graphic xmlns:a="http://schemas.openxmlformats.org/drawingml/2006/main">
               <a:graphicData uri="http://schemas.openxmlformats.org/drawingml/2006/picture">
-                <pic:pic>
+                <pic:pic xmlns:pic="http://schemas.openxmlformats.org/drawingml/2006/picture">
                   <pic:nvPicPr>
                     <pic:cNvPr id="0" name="image3.png"/>
                     <pic:cNvPicPr preferRelativeResize="0"/>
                   </pic:nvPicPr>
                   <pic:blipFill>
-                    <a:blip r:embed="rId6"/>
-                    <a:srcRect b="0" l="0" r="0" t="0"/>
+                    <a:blip r:embed="rId5"/>
+                    <a:srcRect/>
                     <a:stretch>
                       <a:fillRect/>
                     </a:stretch>
@@ -68,7 +65,9 @@
                       <a:off x="0" y="0"/>
                       <a:ext cx="914400" cy="914400"/>
                     </a:xfrm>
-                    <a:prstGeom prst="rect"/>
+                    <a:prstGeom prst="rect">
+                      <a:avLst/>
+                    </a:prstGeom>
                     <a:ln/>
                   </pic:spPr>
                 </pic:pic>
@@ -81,46 +80,35 @@
     <w:p>
       <w:pPr>
         <w:spacing w:after="0" w:line="240" w:lineRule="auto"/>
-        <w:rPr/>
-      </w:pPr>
-      <w:r>
-        <w:rPr>
-          <w:rtl w:val="0"/>
-        </w:rPr>
+      </w:pPr>
+      <w:r>
         <w:t xml:space="preserve">0970-792-3734 • </w:t>
       </w:r>
-      <w:hyperlink r:id="rId7">
+      <w:hyperlink r:id="rId6">
         <w:r>
           <w:rPr>
-            <w:color w:val="0563c1"/>
+            <w:color w:val="0563C1"/>
             <w:u w:val="single"/>
-            <w:rtl w:val="0"/>
           </w:rPr>
-          <w:t xml:space="preserve">ivanabueg2004@gmail.com</w:t>
+          <w:t>ivanabueg2004@gmail.com</w:t>
         </w:r>
       </w:hyperlink>
-      <w:r>
-        <w:rPr>
-          <w:rtl w:val="0"/>
-        </w:rPr>
-      </w:r>
-    </w:p>
-    <w:p>
-      <w:pPr>
-        <w:spacing w:after="0" w:line="240" w:lineRule="auto"/>
-        <w:rPr/>
-      </w:pPr>
-      <w:r>
-        <w:rPr>
-          <w:rtl w:val="0"/>
-        </w:rPr>
-        <w:t xml:space="preserve">51 Sitio Buga, San Isidro II, Paombong, Bulacan</w:t>
-      </w:r>
-      <w:r>
+    </w:p>
+    <w:p>
+      <w:pPr>
+        <w:spacing w:after="0" w:line="240" w:lineRule="auto"/>
+      </w:pPr>
+      <w:r>
+        <w:t>51 Sitio Buga, San Isidro II, Paombong, Bulacan</w:t>
+      </w:r>
+      <w:r>
+        <w:rPr>
+          <w:noProof/>
+        </w:rPr>
         <mc:AlternateContent>
           <mc:Choice Requires="wps">
             <w:drawing>
-              <wp:anchor allowOverlap="1" behindDoc="0" distB="0" distT="0" distL="114300" distR="114300" hidden="0" layoutInCell="1" locked="0" relativeHeight="0" simplePos="0">
+              <wp:anchor distT="0" distB="0" distL="114300" distR="114300" simplePos="0" relativeHeight="251659264" behindDoc="0" locked="0" layoutInCell="1" hidden="0" allowOverlap="1" wp14:anchorId="43FCD26C" wp14:editId="5521570B">
                 <wp:simplePos x="0" y="0"/>
                 <wp:positionH relativeFrom="column">
                   <wp:posOffset>1</wp:posOffset>
@@ -129,10 +117,11 @@
                   <wp:posOffset>265430</wp:posOffset>
                 </wp:positionV>
                 <wp:extent cx="6958584" cy="9144"/>
-                <wp:effectExtent b="29210" l="0" r="33020" t="0"/>
+                <wp:effectExtent l="0" t="0" r="33020" b="29210"/>
                 <wp:wrapNone/>
-                <wp:docPr id="2" name=""/>
-                <a:graphic>
+                <wp:docPr id="2" name="Straight Connector 2"/>
+                <wp:cNvGraphicFramePr/>
+                <a:graphic xmlns:a="http://schemas.openxmlformats.org/drawingml/2006/main">
                   <a:graphicData uri="http://schemas.microsoft.com/office/word/2010/wordprocessingShape">
                     <wps:wsp>
                       <wps:cNvCnPr/>
@@ -166,7 +155,7 @@
               </wp:anchor>
             </w:drawing>
           </mc:Choice>
-          <mc:Fallback>
+          <mc:Fallback xmlns:cr="http://schemas.microsoft.com/office/comments/2020/reactions" xmlns="http://schemas.microsoft.com/office/tasks/2019/documenttasks" xmlns:dgm="http://schemas.openxmlformats.org/drawingml/2006/diagram" xmlns:lc="http://schemas.openxmlformats.org/drawingml/2006/lockedCanvas" xmlns:c="http://schemas.openxmlformats.org/drawingml/2006/chart" xmlns:pic="http://schemas.openxmlformats.org/drawingml/2006/picture" xmlns:a="http://schemas.openxmlformats.org/drawingml/2006/main" xmlns:sl="http://schemas.openxmlformats.org/schemaLibrary/2006/main">
             <w:drawing>
               <wp:anchor allowOverlap="1" behindDoc="0" distB="0" distT="0" distL="114300" distR="114300" hidden="0" layoutInCell="1" locked="0" relativeHeight="0" simplePos="0">
                 <wp:simplePos x="0" y="0"/>
@@ -214,62 +203,48 @@
     <w:p>
       <w:pPr>
         <w:spacing w:after="0" w:line="240" w:lineRule="auto"/>
-        <w:rPr/>
-      </w:pPr>
-      <w:r>
-        <w:rPr>
-          <w:rtl w:val="0"/>
-        </w:rPr>
-      </w:r>
+      </w:pPr>
     </w:p>
     <w:p>
       <w:pPr>
         <w:spacing w:line="240" w:lineRule="auto"/>
         <w:rPr>
-          <w:b w:val="1"/>
-          <w:bCs w:val="1"/>
+          <w:b/>
+          <w:bCs/>
           <w:sz w:val="28"/>
           <w:szCs w:val="28"/>
         </w:rPr>
       </w:pPr>
       <w:r>
         <w:rPr>
-          <w:b w:val="1"/>
-          <w:bCs w:val="1"/>
+          <w:b/>
+          <w:bCs/>
           <w:sz w:val="28"/>
           <w:szCs w:val="28"/>
-          <w:rtl w:val="0"/>
-        </w:rPr>
-        <w:t xml:space="preserve">OBJECTIVES</w:t>
-      </w:r>
-    </w:p>
-    <w:p>
-      <w:pPr>
-        <w:spacing w:after="0" w:line="240" w:lineRule="auto"/>
-        <w:rPr/>
-      </w:pPr>
-      <w:r>
-        <w:rPr>
-          <w:rtl w:val="0"/>
-        </w:rPr>
-        <w:t xml:space="preserve">To secure a position that allows me to fully utilize my problem-solving, critical thinking, leadership, and teamwork skills while continuously developing my professional capabilities. With a strong drive for innovation, excellent analytical abilities, and a commitment to delivering high-quality results, I am eager to contribute to the success of the organization and make a meaningful impact through my skills, dedication, and work ethic.</w:t>
-      </w:r>
-    </w:p>
-    <w:p>
-      <w:pPr>
-        <w:spacing w:after="0" w:line="240" w:lineRule="auto"/>
-        <w:rPr/>
-      </w:pPr>
-      <w:r>
-        <w:rPr>
-          <w:rtl w:val="0"/>
-        </w:rPr>
-      </w:r>
-      <w:r>
+        </w:rPr>
+        <w:t>OBJECTIVES</w:t>
+      </w:r>
+    </w:p>
+    <w:p>
+      <w:pPr>
+        <w:spacing w:after="0" w:line="240" w:lineRule="auto"/>
+      </w:pPr>
+      <w:r>
+        <w:t>To secure a position that allows me to fully utilize my problem-solving, critical thinking, leadership, and teamwork skills while continuously developing my professional capabilities. With a strong drive for innovation, excellent analytical abilities, and a commitment to delivering high-quality results, I am eager to contribute to the success of the organization and make a meaningful impact through my skills, dedication, and work ethic.</w:t>
+      </w:r>
+    </w:p>
+    <w:p>
+      <w:pPr>
+        <w:spacing w:after="0" w:line="240" w:lineRule="auto"/>
+      </w:pPr>
+      <w:r>
+        <w:rPr>
+          <w:noProof/>
+        </w:rPr>
         <mc:AlternateContent>
           <mc:Choice Requires="wps">
             <w:drawing>
-              <wp:anchor allowOverlap="1" behindDoc="0" distB="0" distT="0" distL="114300" distR="114300" hidden="0" layoutInCell="1" locked="0" relativeHeight="0" simplePos="0">
+              <wp:anchor distT="0" distB="0" distL="114300" distR="114300" simplePos="0" relativeHeight="251660288" behindDoc="0" locked="0" layoutInCell="1" hidden="0" allowOverlap="1" wp14:anchorId="7B152AB7" wp14:editId="7614B9FE">
                 <wp:simplePos x="0" y="0"/>
                 <wp:positionH relativeFrom="column">
                   <wp:posOffset>1</wp:posOffset>
@@ -278,10 +253,11 @@
                   <wp:posOffset>118745</wp:posOffset>
                 </wp:positionV>
                 <wp:extent cx="6958584" cy="9144"/>
-                <wp:effectExtent b="29210" l="0" r="33020" t="0"/>
+                <wp:effectExtent l="0" t="0" r="33020" b="29210"/>
                 <wp:wrapNone/>
-                <wp:docPr id="6" name=""/>
-                <a:graphic>
+                <wp:docPr id="6" name="Straight Connector 6"/>
+                <wp:cNvGraphicFramePr/>
+                <a:graphic xmlns:a="http://schemas.openxmlformats.org/drawingml/2006/main">
                   <a:graphicData uri="http://schemas.microsoft.com/office/word/2010/wordprocessingShape">
                     <wps:wsp>
                       <wps:cNvCnPr/>
@@ -315,7 +291,7 @@
               </wp:anchor>
             </w:drawing>
           </mc:Choice>
-          <mc:Fallback>
+          <mc:Fallback xmlns:cr="http://schemas.microsoft.com/office/comments/2020/reactions" xmlns="http://schemas.microsoft.com/office/tasks/2019/documenttasks" xmlns:dgm="http://schemas.openxmlformats.org/drawingml/2006/diagram" xmlns:lc="http://schemas.openxmlformats.org/drawingml/2006/lockedCanvas" xmlns:c="http://schemas.openxmlformats.org/drawingml/2006/chart" xmlns:pic="http://schemas.openxmlformats.org/drawingml/2006/picture" xmlns:a="http://schemas.openxmlformats.org/drawingml/2006/main" xmlns:sl="http://schemas.openxmlformats.org/schemaLibrary/2006/main">
             <w:drawing>
               <wp:anchor allowOverlap="1" behindDoc="0" distB="0" distT="0" distL="114300" distR="114300" hidden="0" layoutInCell="1" locked="0" relativeHeight="0" simplePos="0">
                 <wp:simplePos x="0" y="0"/>
@@ -364,178 +340,176 @@
       <w:pPr>
         <w:spacing w:after="0" w:line="240" w:lineRule="auto"/>
         <w:rPr>
-          <w:b w:val="1"/>
-          <w:bCs w:val="1"/>
+          <w:b/>
+          <w:bCs/>
           <w:sz w:val="28"/>
           <w:szCs w:val="28"/>
         </w:rPr>
       </w:pPr>
       <w:r>
         <w:rPr>
-          <w:b w:val="1"/>
-          <w:bCs w:val="1"/>
+          <w:b/>
+          <w:bCs/>
           <w:sz w:val="28"/>
           <w:szCs w:val="28"/>
-          <w:rtl w:val="0"/>
-        </w:rPr>
-        <w:t xml:space="preserve">TECHNICAL SKILLS</w:t>
-      </w:r>
-    </w:p>
-    <w:p>
-      <w:pPr>
-        <w:spacing w:after="0" w:line="240" w:lineRule="auto"/>
-        <w:rPr/>
-      </w:pPr>
-      <w:r>
-        <w:rPr>
-          <w:b w:val="1"/>
-          <w:bCs w:val="1"/>
-          <w:rtl w:val="0"/>
-        </w:rPr>
-        <w:t xml:space="preserve">Programming Languages:</w:t>
-      </w:r>
-      <w:r>
-        <w:rPr>
-          <w:rtl w:val="0"/>
-        </w:rPr>
+        </w:rPr>
+        <w:t>TECHNICAL SKILLS</w:t>
+      </w:r>
+    </w:p>
+    <w:p>
+      <w:pPr>
+        <w:spacing w:after="0" w:line="240" w:lineRule="auto"/>
+      </w:pPr>
+      <w:r>
+        <w:rPr>
+          <w:b/>
+          <w:bCs/>
+        </w:rPr>
+        <w:t>Programming Languages</w:t>
+      </w:r>
+      <w:r>
+        <w:t>:</w:t>
+      </w:r>
+      <w:r>
         <w:t xml:space="preserve"> JavaScript, PHP (Basics), Java (Basics), C++ (Basics) </w:t>
       </w:r>
     </w:p>
     <w:p>
       <w:pPr>
         <w:spacing w:after="0" w:line="240" w:lineRule="auto"/>
-        <w:rPr/>
-      </w:pPr>
-      <w:r>
-        <w:rPr>
-          <w:b w:val="1"/>
-          <w:bCs w:val="1"/>
-          <w:rtl w:val="0"/>
-        </w:rPr>
-        <w:t xml:space="preserve">Web Development:</w:t>
-      </w:r>
-      <w:r>
-        <w:rPr>
-          <w:rtl w:val="0"/>
-        </w:rPr>
-        <w:t xml:space="preserve"> HTML, CSS </w:t>
-      </w:r>
-    </w:p>
-    <w:p>
-      <w:pPr>
-        <w:spacing w:after="0" w:line="240" w:lineRule="auto"/>
-        <w:rPr/>
-      </w:pPr>
-      <w:r>
-        <w:rPr>
-          <w:b w:val="1"/>
-          <w:bCs w:val="1"/>
-          <w:rtl w:val="0"/>
-        </w:rPr>
-        <w:t xml:space="preserve">Database Management:</w:t>
-      </w:r>
-      <w:r>
-        <w:rPr>
-          <w:rtl w:val="0"/>
-        </w:rPr>
+      </w:pPr>
+      <w:r>
+        <w:rPr>
+          <w:b/>
+          <w:bCs/>
+        </w:rPr>
+        <w:t>Web Development</w:t>
+      </w:r>
+      <w:r>
+        <w:t>:</w:t>
+      </w:r>
+      <w:r>
+        <w:t xml:space="preserve"> HTML, CSS</w:t>
+      </w:r>
+      <w:r>
+        <w:t>, REST API, JSON</w:t>
+      </w:r>
+    </w:p>
+    <w:p>
+      <w:pPr>
+        <w:spacing w:after="0" w:line="240" w:lineRule="auto"/>
+      </w:pPr>
+      <w:r>
+        <w:rPr>
+          <w:b/>
+          <w:bCs/>
+        </w:rPr>
+        <w:t>Database Management</w:t>
+      </w:r>
+      <w:r>
+        <w:t>:</w:t>
+      </w:r>
+      <w:r>
         <w:t xml:space="preserve"> MySQL, phpMyAdmin </w:t>
       </w:r>
     </w:p>
     <w:p>
       <w:pPr>
         <w:spacing w:after="0" w:line="240" w:lineRule="auto"/>
-        <w:rPr/>
-      </w:pPr>
-      <w:r>
-        <w:rPr>
-          <w:b w:val="1"/>
-          <w:bCs w:val="1"/>
-          <w:rtl w:val="0"/>
-        </w:rPr>
-        <w:t xml:space="preserve">Embedded Systems / IoT: </w:t>
-      </w:r>
-      <w:r>
-        <w:rPr>
-          <w:rtl w:val="0"/>
-        </w:rPr>
-        <w:t xml:space="preserve">Arduino, ESP32</w:t>
-      </w:r>
-    </w:p>
-    <w:p>
-      <w:pPr>
-        <w:spacing w:after="0" w:line="240" w:lineRule="auto"/>
-        <w:rPr/>
-      </w:pPr>
-      <w:r>
-        <w:rPr>
-          <w:b w:val="1"/>
-          <w:bCs w:val="1"/>
-          <w:rtl w:val="0"/>
-        </w:rPr>
-        <w:t xml:space="preserve">System Administration</w:t>
-      </w:r>
-      <w:r>
-        <w:rPr>
-          <w:rtl w:val="0"/>
-        </w:rPr>
-        <w:t xml:space="preserve">: Windows OS, Windows Server, Basic Active Directory, Microsoft 365</w:t>
-      </w:r>
-    </w:p>
-    <w:p>
-      <w:pPr>
-        <w:spacing w:after="0" w:line="240" w:lineRule="auto"/>
-        <w:rPr/>
-      </w:pPr>
-      <w:r>
-        <w:rPr>
-          <w:b w:val="1"/>
-          <w:bCs w:val="1"/>
-          <w:rtl w:val="0"/>
-        </w:rPr>
-        <w:t xml:space="preserve">IT Support</w:t>
-      </w:r>
-      <w:r>
-        <w:rPr>
-          <w:rtl w:val="0"/>
-        </w:rPr>
-        <w:t xml:space="preserve">: Computer Troubleshooting, Printer Troubleshooting, Hardware Installation and Maintenance, Technical Support</w:t>
-      </w:r>
-    </w:p>
-    <w:p>
-      <w:pPr>
-        <w:spacing w:after="0" w:line="240" w:lineRule="auto"/>
-        <w:rPr/>
-      </w:pPr>
-      <w:r>
-        <w:rPr>
-          <w:b w:val="1"/>
-          <w:bCs w:val="1"/>
-          <w:rtl w:val="0"/>
-        </w:rPr>
-        <w:t xml:space="preserve">Networking</w:t>
-      </w:r>
-      <w:r>
-        <w:rPr>
-          <w:rtl w:val="0"/>
-        </w:rPr>
-        <w:t xml:space="preserve">: Network Installation and Configuration, UTP Cabling, TCP/IP Fundamentals</w:t>
-      </w:r>
-    </w:p>
-    <w:p>
-      <w:pPr>
-        <w:spacing w:after="0" w:line="240" w:lineRule="auto"/>
-        <w:rPr/>
-      </w:pPr>
-      <w:r>
-        <w:rPr>
-          <w:rtl w:val="0"/>
-        </w:rPr>
-      </w:r>
-      <w:r>
+      </w:pPr>
+      <w:r>
+        <w:rPr>
+          <w:b/>
+          <w:bCs/>
+        </w:rPr>
+        <w:t>Embedded Systems / IoT</w:t>
+      </w:r>
+      <w:r>
+        <w:t>:</w:t>
+      </w:r>
+      <w:r>
+        <w:rPr>
+          <w:b/>
+          <w:bCs/>
+        </w:rPr>
+        <w:t xml:space="preserve"> </w:t>
+      </w:r>
+      <w:r>
+        <w:t>Arduino, ESP32</w:t>
+      </w:r>
+    </w:p>
+    <w:p>
+      <w:pPr>
+        <w:spacing w:after="0" w:line="240" w:lineRule="auto"/>
+      </w:pPr>
+      <w:r>
+        <w:rPr>
+          <w:b/>
+          <w:bCs/>
+        </w:rPr>
+        <w:t>Backend Development</w:t>
+      </w:r>
+      <w:r>
+        <w:t>: PHP, API Development, HTTP Requests, JSON Data Processing</w:t>
+      </w:r>
+    </w:p>
+    <w:p>
+      <w:pPr>
+        <w:spacing w:after="0" w:line="240" w:lineRule="auto"/>
+      </w:pPr>
+      <w:r>
+        <w:rPr>
+          <w:b/>
+          <w:bCs/>
+        </w:rPr>
+        <w:t>System Administration</w:t>
+      </w:r>
+      <w:r>
+        <w:t>: Windows OS, Windows Server, Basic Active Directory, Microsoft 365</w:t>
+      </w:r>
+    </w:p>
+    <w:p>
+      <w:pPr>
+        <w:spacing w:after="0" w:line="240" w:lineRule="auto"/>
+      </w:pPr>
+      <w:r>
+        <w:rPr>
+          <w:b/>
+          <w:bCs/>
+        </w:rPr>
+        <w:t>IT Support</w:t>
+      </w:r>
+      <w:r>
+        <w:t>: Computer Troubleshooting, Printer Troubleshooting, Hardware Installation and Maintenance, Technical Support</w:t>
+      </w:r>
+    </w:p>
+    <w:p>
+      <w:pPr>
+        <w:spacing w:after="0" w:line="240" w:lineRule="auto"/>
+      </w:pPr>
+      <w:r>
+        <w:rPr>
+          <w:b/>
+          <w:bCs/>
+        </w:rPr>
+        <w:t>Networking</w:t>
+      </w:r>
+      <w:r>
+        <w:t>: Network Installation and Configuration, UTP Cabling, TCP/IP Fundamentals</w:t>
+      </w:r>
+    </w:p>
+    <w:p>
+      <w:pPr>
+        <w:spacing w:after="0" w:line="240" w:lineRule="auto"/>
+      </w:pPr>
+      <w:r>
+        <w:rPr>
+          <w:noProof/>
+        </w:rPr>
         <mc:AlternateContent>
           <mc:Choice Requires="wps">
             <w:drawing>
-              <wp:anchor allowOverlap="1" behindDoc="0" distB="0" distT="0" distL="114300" distR="114300" hidden="0" layoutInCell="1" locked="0" relativeHeight="0" simplePos="0">
+              <wp:anchor distT="0" distB="0" distL="114300" distR="114300" simplePos="0" relativeHeight="251661312" behindDoc="0" locked="0" layoutInCell="1" hidden="0" allowOverlap="1" wp14:anchorId="14304DDF" wp14:editId="1C281C96">
                 <wp:simplePos x="0" y="0"/>
                 <wp:positionH relativeFrom="column">
                   <wp:posOffset>1</wp:posOffset>
@@ -544,10 +518,11 @@
                   <wp:posOffset>73025</wp:posOffset>
                 </wp:positionV>
                 <wp:extent cx="6958584" cy="9144"/>
-                <wp:effectExtent b="29210" l="0" r="33020" t="0"/>
+                <wp:effectExtent l="0" t="0" r="33020" b="29210"/>
                 <wp:wrapNone/>
-                <wp:docPr id="1" name=""/>
-                <a:graphic>
+                <wp:docPr id="1" name="Straight Connector 1"/>
+                <wp:cNvGraphicFramePr/>
+                <a:graphic xmlns:a="http://schemas.openxmlformats.org/drawingml/2006/main">
                   <a:graphicData uri="http://schemas.microsoft.com/office/word/2010/wordprocessingShape">
                     <wps:wsp>
                       <wps:cNvCnPr/>
@@ -581,7 +556,7 @@
               </wp:anchor>
             </w:drawing>
           </mc:Choice>
-          <mc:Fallback>
+          <mc:Fallback xmlns:cr="http://schemas.microsoft.com/office/comments/2020/reactions" xmlns="http://schemas.microsoft.com/office/tasks/2019/documenttasks" xmlns:dgm="http://schemas.openxmlformats.org/drawingml/2006/diagram" xmlns:lc="http://schemas.openxmlformats.org/drawingml/2006/lockedCanvas" xmlns:c="http://schemas.openxmlformats.org/drawingml/2006/chart" xmlns:pic="http://schemas.openxmlformats.org/drawingml/2006/picture" xmlns:a="http://schemas.openxmlformats.org/drawingml/2006/main" xmlns:sl="http://schemas.openxmlformats.org/schemaLibrary/2006/main">
             <w:drawing>
               <wp:anchor allowOverlap="1" behindDoc="0" distB="0" distT="0" distL="114300" distR="114300" hidden="0" layoutInCell="1" locked="0" relativeHeight="0" simplePos="0">
                 <wp:simplePos x="0" y="0"/>
@@ -630,135 +605,204 @@
       <w:pPr>
         <w:spacing w:after="0" w:line="240" w:lineRule="auto"/>
         <w:rPr>
-          <w:b w:val="1"/>
-          <w:bCs w:val="1"/>
+          <w:b/>
+          <w:bCs/>
           <w:sz w:val="28"/>
           <w:szCs w:val="28"/>
         </w:rPr>
       </w:pPr>
       <w:r>
         <w:rPr>
-          <w:b w:val="1"/>
-          <w:bCs w:val="1"/>
+          <w:b/>
+          <w:bCs/>
           <w:sz w:val="28"/>
           <w:szCs w:val="28"/>
-          <w:rtl w:val="0"/>
-        </w:rPr>
-        <w:t xml:space="preserve">PERSONAL INFORMATION</w:t>
-      </w:r>
-    </w:p>
-    <w:p>
-      <w:pPr>
-        <w:spacing w:after="0" w:line="240" w:lineRule="auto"/>
-        <w:rPr/>
-      </w:pPr>
-      <w:r>
-        <w:rPr>
-          <w:rtl w:val="0"/>
-        </w:rPr>
-        <w:t xml:space="preserve">Age</w:t>
-        <w:tab/>
-        <w:tab/>
-        <w:tab/>
-        <w:t xml:space="preserve">:</w:t>
+        </w:rPr>
+        <w:t>PERSONAL INFORMATION</w:t>
+      </w:r>
+    </w:p>
+    <w:p>
+      <w:pPr>
+        <w:spacing w:after="0" w:line="240" w:lineRule="auto"/>
+      </w:pPr>
+      <w:r>
+        <w:t>Age</w:t>
+      </w:r>
+      <w:r>
+        <w:tab/>
+      </w:r>
+      <w:r>
+        <w:tab/>
+      </w:r>
+      <w:r>
+        <w:tab/>
+        <w:t>:</w:t>
+      </w:r>
+      <w:r>
         <w:tab/>
         <w:t xml:space="preserve">22 </w:t>
-        <w:tab/>
-        <w:tab/>
-        <w:tab/>
-        <w:tab/>
-        <w:t xml:space="preserve">Civil Status</w:t>
-        <w:tab/>
-        <w:tab/>
-        <w:t xml:space="preserve">:</w:t>
-        <w:tab/>
-        <w:t xml:space="preserve">Single</w:t>
-      </w:r>
-    </w:p>
-    <w:p>
-      <w:pPr>
-        <w:spacing w:after="0" w:line="240" w:lineRule="auto"/>
-        <w:rPr/>
-      </w:pPr>
-      <w:r>
-        <w:rPr>
-          <w:rtl w:val="0"/>
-        </w:rPr>
-        <w:t xml:space="preserve">Date of Birth</w:t>
-        <w:tab/>
-        <w:tab/>
-        <w:t xml:space="preserve">:</w:t>
-        <w:tab/>
-        <w:t xml:space="preserve">May 09, 2004</w:t>
-        <w:tab/>
-        <w:tab/>
-        <w:tab/>
-        <w:t xml:space="preserve">Nationality</w:t>
-        <w:tab/>
-        <w:tab/>
-        <w:t xml:space="preserve">:</w:t>
-        <w:tab/>
-        <w:t xml:space="preserve">Filipino</w:t>
-      </w:r>
-    </w:p>
-    <w:p>
-      <w:pPr>
-        <w:spacing w:after="0" w:line="240" w:lineRule="auto"/>
-        <w:rPr/>
-      </w:pPr>
-      <w:r>
-        <w:rPr>
-          <w:rtl w:val="0"/>
-        </w:rPr>
-        <w:t xml:space="preserve">Place of Birth</w:t>
-        <w:tab/>
-        <w:tab/>
-        <w:t xml:space="preserve">:</w:t>
-        <w:tab/>
-        <w:t xml:space="preserve">Paombong, Bulacan</w:t>
-        <w:tab/>
-        <w:tab/>
-        <w:t xml:space="preserve">Height</w:t>
-        <w:tab/>
-        <w:tab/>
-        <w:tab/>
-        <w:t xml:space="preserve">:</w:t>
-        <w:tab/>
-        <w:t xml:space="preserve">5’5</w:t>
-      </w:r>
-    </w:p>
-    <w:p>
-      <w:pPr>
-        <w:spacing w:after="0" w:line="240" w:lineRule="auto"/>
-        <w:rPr/>
-      </w:pPr>
-      <w:r>
-        <w:rPr>
-          <w:rtl w:val="0"/>
-        </w:rPr>
-        <w:t xml:space="preserve">Gender</w:t>
-        <w:tab/>
-        <w:tab/>
-        <w:t xml:space="preserve">:</w:t>
-        <w:tab/>
-        <w:t xml:space="preserve">Male</w:t>
-        <w:tab/>
-        <w:tab/>
-        <w:tab/>
-        <w:tab/>
-        <w:t xml:space="preserve">Weight</w:t>
-        <w:tab/>
-        <w:tab/>
-        <w:tab/>
-        <w:t xml:space="preserve">:</w:t>
-        <w:tab/>
-        <w:t xml:space="preserve">51 kg</w:t>
-      </w:r>
-      <w:r>
+      </w:r>
+      <w:r>
+        <w:tab/>
+      </w:r>
+      <w:r>
+        <w:tab/>
+      </w:r>
+      <w:r>
+        <w:tab/>
+      </w:r>
+      <w:r>
+        <w:tab/>
+        <w:t>Civil Status</w:t>
+      </w:r>
+      <w:r>
+        <w:tab/>
+      </w:r>
+      <w:r>
+        <w:tab/>
+        <w:t>:</w:t>
+      </w:r>
+      <w:r>
+        <w:tab/>
+        <w:t>Single</w:t>
+      </w:r>
+    </w:p>
+    <w:p>
+      <w:pPr>
+        <w:spacing w:after="0" w:line="240" w:lineRule="auto"/>
+      </w:pPr>
+      <w:r>
+        <w:t>Date of Birth</w:t>
+      </w:r>
+      <w:r>
+        <w:tab/>
+      </w:r>
+      <w:r>
+        <w:tab/>
+        <w:t>:</w:t>
+      </w:r>
+      <w:r>
+        <w:tab/>
+        <w:t>May 09, 2004</w:t>
+      </w:r>
+      <w:r>
+        <w:tab/>
+      </w:r>
+      <w:r>
+        <w:tab/>
+      </w:r>
+      <w:r>
+        <w:tab/>
+        <w:t>Nationality</w:t>
+      </w:r>
+      <w:r>
+        <w:tab/>
+      </w:r>
+      <w:r>
+        <w:tab/>
+        <w:t>:</w:t>
+      </w:r>
+      <w:r>
+        <w:tab/>
+        <w:t>Filipino</w:t>
+      </w:r>
+    </w:p>
+    <w:p>
+      <w:pPr>
+        <w:spacing w:after="0" w:line="240" w:lineRule="auto"/>
+      </w:pPr>
+      <w:r>
+        <w:t>Place of Birth</w:t>
+      </w:r>
+      <w:r>
+        <w:tab/>
+      </w:r>
+      <w:r>
+        <w:tab/>
+        <w:t>:</w:t>
+      </w:r>
+      <w:r>
+        <w:tab/>
+        <w:t>Paombong, Bulacan</w:t>
+      </w:r>
+      <w:r>
+        <w:tab/>
+      </w:r>
+      <w:r>
+        <w:tab/>
+        <w:t>Height</w:t>
+      </w:r>
+      <w:r>
+        <w:tab/>
+      </w:r>
+      <w:r>
+        <w:tab/>
+      </w:r>
+      <w:r>
+        <w:tab/>
+        <w:t>:</w:t>
+      </w:r>
+      <w:r>
+        <w:tab/>
+        <w:t>5’</w:t>
+      </w:r>
+      <w:r>
+        <w:t>6</w:t>
+      </w:r>
+    </w:p>
+    <w:p>
+      <w:pPr>
+        <w:spacing w:after="0" w:line="240" w:lineRule="auto"/>
+      </w:pPr>
+      <w:r>
+        <w:t>Gender</w:t>
+      </w:r>
+      <w:r>
+        <w:tab/>
+      </w:r>
+      <w:r>
+        <w:tab/>
+        <w:t>:</w:t>
+      </w:r>
+      <w:r>
+        <w:tab/>
+        <w:t>Male</w:t>
+      </w:r>
+      <w:r>
+        <w:tab/>
+      </w:r>
+      <w:r>
+        <w:tab/>
+      </w:r>
+      <w:r>
+        <w:tab/>
+      </w:r>
+      <w:r>
+        <w:tab/>
+        <w:t>Weight</w:t>
+      </w:r>
+      <w:r>
+        <w:tab/>
+      </w:r>
+      <w:r>
+        <w:tab/>
+      </w:r>
+      <w:r>
+        <w:tab/>
+        <w:t>:</w:t>
+      </w:r>
+      <w:r>
+        <w:tab/>
+        <w:t>51 kg</w:t>
+      </w:r>
+      <w:r>
+        <w:rPr>
+          <w:noProof/>
+        </w:rPr>
         <mc:AlternateContent>
           <mc:Choice Requires="wps">
             <w:drawing>
-              <wp:anchor allowOverlap="1" behindDoc="0" distB="0" distT="0" distL="114300" distR="114300" hidden="0" layoutInCell="1" locked="0" relativeHeight="0" simplePos="0">
+              <wp:anchor distT="0" distB="0" distL="114300" distR="114300" simplePos="0" relativeHeight="251662336" behindDoc="0" locked="0" layoutInCell="1" hidden="0" allowOverlap="1" wp14:anchorId="49DD5F4A" wp14:editId="4C9D6795">
                 <wp:simplePos x="0" y="0"/>
                 <wp:positionH relativeFrom="column">
                   <wp:posOffset>1</wp:posOffset>
@@ -767,10 +811,11 @@
                   <wp:posOffset>237490</wp:posOffset>
                 </wp:positionV>
                 <wp:extent cx="6958584" cy="9144"/>
-                <wp:effectExtent b="29210" l="0" r="33020" t="0"/>
+                <wp:effectExtent l="0" t="0" r="33020" b="29210"/>
                 <wp:wrapNone/>
-                <wp:docPr id="5" name=""/>
-                <a:graphic>
+                <wp:docPr id="5" name="Straight Connector 5"/>
+                <wp:cNvGraphicFramePr/>
+                <a:graphic xmlns:a="http://schemas.openxmlformats.org/drawingml/2006/main">
                   <a:graphicData uri="http://schemas.microsoft.com/office/word/2010/wordprocessingShape">
                     <wps:wsp>
                       <wps:cNvCnPr/>
@@ -804,7 +849,7 @@
               </wp:anchor>
             </w:drawing>
           </mc:Choice>
-          <mc:Fallback>
+          <mc:Fallback xmlns:cr="http://schemas.microsoft.com/office/comments/2020/reactions" xmlns="http://schemas.microsoft.com/office/tasks/2019/documenttasks" xmlns:dgm="http://schemas.openxmlformats.org/drawingml/2006/diagram" xmlns:lc="http://schemas.openxmlformats.org/drawingml/2006/lockedCanvas" xmlns:c="http://schemas.openxmlformats.org/drawingml/2006/chart" xmlns:pic="http://schemas.openxmlformats.org/drawingml/2006/picture" xmlns:a="http://schemas.openxmlformats.org/drawingml/2006/main" xmlns:sl="http://schemas.openxmlformats.org/schemaLibrary/2006/main">
             <w:drawing>
               <wp:anchor allowOverlap="1" behindDoc="0" distB="0" distT="0" distL="114300" distR="114300" hidden="0" layoutInCell="1" locked="0" relativeHeight="0" simplePos="0">
                 <wp:simplePos x="0" y="0"/>
@@ -853,68 +898,53 @@
       <w:pPr>
         <w:spacing w:after="0" w:line="240" w:lineRule="auto"/>
         <w:rPr>
-          <w:b w:val="1"/>
-          <w:bCs w:val="1"/>
-        </w:rPr>
-      </w:pPr>
-      <w:r>
-        <w:rPr>
-          <w:rtl w:val="0"/>
-        </w:rPr>
-      </w:r>
-    </w:p>
-    <w:p>
-      <w:pPr>
-        <w:spacing w:after="0" w:line="240" w:lineRule="auto"/>
-        <w:rPr>
-          <w:b w:val="1"/>
-          <w:bCs w:val="1"/>
+          <w:b/>
+          <w:bCs/>
+        </w:rPr>
+      </w:pPr>
+    </w:p>
+    <w:p>
+      <w:pPr>
+        <w:spacing w:after="0" w:line="240" w:lineRule="auto"/>
+        <w:rPr>
+          <w:b/>
+          <w:bCs/>
           <w:sz w:val="28"/>
           <w:szCs w:val="28"/>
         </w:rPr>
       </w:pPr>
       <w:r>
         <w:rPr>
-          <w:b w:val="1"/>
-          <w:bCs w:val="1"/>
+          <w:b/>
+          <w:bCs/>
           <w:sz w:val="28"/>
           <w:szCs w:val="28"/>
-          <w:rtl w:val="0"/>
-        </w:rPr>
-        <w:t xml:space="preserve">INTERNSHIP / OJT EXPERIENCE</w:t>
-      </w:r>
-    </w:p>
-    <w:p>
-      <w:pPr>
-        <w:spacing w:after="0" w:line="240" w:lineRule="auto"/>
-        <w:rPr/>
-      </w:pPr>
-      <w:r>
-        <w:rPr>
-          <w:b w:val="1"/>
-          <w:bCs w:val="1"/>
-          <w:rtl w:val="0"/>
-        </w:rPr>
-        <w:t xml:space="preserve">Municipality of Hagonoy – Sto. Niño Poblacion, Hagonoy, Bulacan</w:t>
-      </w:r>
-      <w:r>
-        <w:rPr>
-          <w:rtl w:val="0"/>
-        </w:rPr>
-        <w:br w:type="textWrapping"/>
-      </w:r>
-      <w:r>
-        <w:rPr>
-          <w:i w:val="1"/>
-          <w:iCs w:val="1"/>
-          <w:rtl w:val="0"/>
-        </w:rPr>
-        <w:t xml:space="preserve">On-the-Job Trainee (OJT)</w:t>
-      </w:r>
-      <w:r>
-        <w:rPr>
-          <w:rtl w:val="0"/>
-        </w:rPr>
+        </w:rPr>
+        <w:t>INTERNSHIP / OJT EXPERIENCE</w:t>
+      </w:r>
+    </w:p>
+    <w:p>
+      <w:pPr>
+        <w:spacing w:after="0" w:line="240" w:lineRule="auto"/>
+      </w:pPr>
+      <w:r>
+        <w:rPr>
+          <w:b/>
+          <w:bCs/>
+        </w:rPr>
+        <w:t>Municipality of Hagonoy – Sto. Niño Poblacion, Hagonoy, Bulacan</w:t>
+      </w:r>
+      <w:r>
+        <w:br/>
+      </w:r>
+      <w:r>
+        <w:rPr>
+          <w:i/>
+          <w:iCs/>
+        </w:rPr>
+        <w:t>On-the-Job Trainee (OJT)</w:t>
+      </w:r>
+      <w:r>
         <w:t xml:space="preserve"> | Dec 2025 – Mar 2026</w:t>
       </w:r>
     </w:p>
@@ -925,13 +955,8 @@
           <w:numId w:val="1"/>
         </w:numPr>
         <w:spacing w:after="0" w:line="240" w:lineRule="auto"/>
-        <w:ind w:left="720" w:hanging="360"/>
-        <w:rPr/>
-      </w:pPr>
-      <w:r>
-        <w:rPr>
-          <w:rtl w:val="0"/>
-        </w:rPr>
+      </w:pPr>
+      <w:r>
         <w:t xml:space="preserve">Performed troubleshooting and repair of computers, printers, and other hardware </w:t>
       </w:r>
     </w:p>
@@ -942,28 +967,19 @@
           <w:numId w:val="1"/>
         </w:numPr>
         <w:spacing w:after="0" w:line="240" w:lineRule="auto"/>
-        <w:ind w:left="720" w:hanging="360"/>
-        <w:rPr/>
-      </w:pPr>
-      <w:r>
-        <w:rPr>
-          <w:rtl w:val="0"/>
-        </w:rPr>
+      </w:pPr>
+      <w:r>
         <w:t xml:space="preserve">Installed and configured </w:t>
       </w:r>
       <w:r>
         <w:rPr>
-          <w:b w:val="1"/>
-          <w:bCs w:val="1"/>
-          <w:rtl w:val="0"/>
-        </w:rPr>
-        <w:t xml:space="preserve">Windows OS</w:t>
-      </w:r>
-      <w:r>
-        <w:rPr>
-          <w:rtl w:val="0"/>
-        </w:rPr>
-        <w:t xml:space="preserve">, including system formatting and setup</w:t>
+          <w:b/>
+          <w:bCs/>
+        </w:rPr>
+        <w:t>Windows OS</w:t>
+      </w:r>
+      <w:r>
+        <w:t>, including system formatting and setup</w:t>
       </w:r>
     </w:p>
     <w:p>
@@ -973,27 +989,18 @@
           <w:numId w:val="1"/>
         </w:numPr>
         <w:spacing w:after="0" w:line="240" w:lineRule="auto"/>
-        <w:ind w:left="720" w:hanging="360"/>
-        <w:rPr/>
-      </w:pPr>
-      <w:r>
-        <w:rPr>
-          <w:rtl w:val="0"/>
-        </w:rPr>
+      </w:pPr>
+      <w:r>
         <w:t xml:space="preserve">Supported </w:t>
       </w:r>
       <w:r>
         <w:rPr>
-          <w:b w:val="1"/>
-          <w:bCs w:val="1"/>
-          <w:rtl w:val="0"/>
-        </w:rPr>
-        <w:t xml:space="preserve">network installation</w:t>
-      </w:r>
-      <w:r>
-        <w:rPr>
-          <w:rtl w:val="0"/>
-        </w:rPr>
+          <w:b/>
+          <w:bCs/>
+        </w:rPr>
+        <w:t>network installation</w:t>
+      </w:r>
+      <w:r>
         <w:t xml:space="preserve">, including UTP cable layout and basic configuration </w:t>
       </w:r>
     </w:p>
@@ -1004,13 +1011,8 @@
           <w:numId w:val="1"/>
         </w:numPr>
         <w:spacing w:after="0" w:line="240" w:lineRule="auto"/>
-        <w:ind w:left="720" w:hanging="360"/>
-        <w:rPr/>
-      </w:pPr>
-      <w:r>
-        <w:rPr>
-          <w:rtl w:val="0"/>
-        </w:rPr>
+      </w:pPr>
+      <w:r>
         <w:t xml:space="preserve">Conducted printer maintenance such as resetting and basic repairs </w:t>
       </w:r>
     </w:p>
@@ -1021,13 +1023,8 @@
           <w:numId w:val="1"/>
         </w:numPr>
         <w:spacing w:after="0" w:line="240" w:lineRule="auto"/>
-        <w:ind w:left="720" w:hanging="360"/>
-        <w:rPr/>
-      </w:pPr>
-      <w:r>
-        <w:rPr>
-          <w:rtl w:val="0"/>
-        </w:rPr>
+      </w:pPr>
+      <w:r>
         <w:t xml:space="preserve">Provided technical assistance to staff for IT-related concerns </w:t>
       </w:r>
     </w:p>
@@ -1038,45 +1035,111 @@
           <w:numId w:val="1"/>
         </w:numPr>
         <w:spacing w:after="0" w:line="240" w:lineRule="auto"/>
-        <w:ind w:left="720" w:hanging="360"/>
-        <w:rPr/>
-      </w:pPr>
-      <w:r>
-        <w:rPr>
-          <w:rtl w:val="0"/>
-        </w:rPr>
+      </w:pPr>
+      <w:r>
         <w:t xml:space="preserve">Designed basic visual materials using </w:t>
       </w:r>
       <w:r>
         <w:rPr>
-          <w:b w:val="1"/>
-          <w:bCs w:val="1"/>
-          <w:rtl w:val="0"/>
-        </w:rPr>
-        <w:t xml:space="preserve">Canva</w:t>
-      </w:r>
-      <w:r>
-        <w:rPr>
-          <w:rtl w:val="0"/>
-        </w:rPr>
+          <w:b/>
+          <w:bCs/>
+        </w:rPr>
+        <w:t>Canva</w:t>
+      </w:r>
+      <w:r>
         <w:t xml:space="preserve"> </w:t>
       </w:r>
     </w:p>
     <w:p>
       <w:pPr>
         <w:spacing w:after="0" w:line="240" w:lineRule="auto"/>
-        <w:rPr/>
-      </w:pPr>
-      <w:r>
-        <w:rPr>
-          <w:rtl w:val="0"/>
-        </w:rPr>
-      </w:r>
-      <w:r>
+        <w:rPr>
+          <w:b/>
+          <w:bCs/>
+          <w:sz w:val="28"/>
+          <w:szCs w:val="28"/>
+        </w:rPr>
+      </w:pPr>
+    </w:p>
+    <w:p>
+      <w:pPr>
+        <w:spacing w:after="0" w:line="240" w:lineRule="auto"/>
+      </w:pPr>
+      <w:r>
+        <w:rPr>
+          <w:b/>
+          <w:bCs/>
+          <w:sz w:val="28"/>
+          <w:szCs w:val="28"/>
+        </w:rPr>
+        <w:t>ORGANIZATIONS &amp; CAMPUS INVOLVEMENT</w:t>
+      </w:r>
+      <w:r>
+        <w:br/>
+      </w:r>
+      <w:r>
+        <w:rPr>
+          <w:b/>
+          <w:bCs/>
+        </w:rPr>
+        <w:t>Future Industry Professionals Organization (FIPO)</w:t>
+      </w:r>
+      <w:r>
+        <w:br/>
+      </w:r>
+      <w:r>
+        <w:t xml:space="preserve">Assistant Digital Artist (Acting Lead </w:t>
+      </w:r>
+      <w:r>
+        <w:t>Designer)</w:t>
+      </w:r>
+      <w:r>
+        <w:t xml:space="preserve"> |</w:t>
+      </w:r>
+      <w:r>
+        <w:t xml:space="preserve"> 202</w:t>
+      </w:r>
+      <w:r>
+        <w:t>3</w:t>
+      </w:r>
+      <w:r>
+        <w:t xml:space="preserve"> – 202</w:t>
+      </w:r>
+      <w:r>
+        <w:t>4</w:t>
+      </w:r>
+    </w:p>
+    <w:p>
+      <w:pPr>
+        <w:pStyle w:val="ListParagraph"/>
+        <w:numPr>
+          <w:ilvl w:val="0"/>
+          <w:numId w:val="4"/>
+        </w:numPr>
+        <w:spacing w:after="0" w:line="240" w:lineRule="auto"/>
+      </w:pPr>
+      <w:r>
+        <w:t>Created promotional materials and digital content for organizational events and student activities.</w:t>
+      </w:r>
+    </w:p>
+    <w:p>
+      <w:pPr>
+        <w:spacing w:after="0" w:line="240" w:lineRule="auto"/>
+        <w:ind w:left="360"/>
+      </w:pPr>
+    </w:p>
+    <w:p>
+      <w:pPr>
+        <w:spacing w:after="0" w:line="240" w:lineRule="auto"/>
+      </w:pPr>
+      <w:r>
+        <w:rPr>
+          <w:noProof/>
+        </w:rPr>
         <mc:AlternateContent>
           <mc:Choice Requires="wps">
             <w:drawing>
-              <wp:anchor allowOverlap="1" behindDoc="0" distB="0" distT="0" distL="114300" distR="114300" hidden="0" layoutInCell="1" locked="0" relativeHeight="0" simplePos="0">
+              <wp:anchor distT="0" distB="0" distL="114300" distR="114300" simplePos="0" relativeHeight="251663360" behindDoc="0" locked="0" layoutInCell="1" hidden="0" allowOverlap="1" wp14:anchorId="4D9BA6D4" wp14:editId="675BFBD7">
                 <wp:simplePos x="0" y="0"/>
                 <wp:positionH relativeFrom="column">
                   <wp:posOffset>1</wp:posOffset>
@@ -1085,10 +1148,11 @@
                   <wp:posOffset>97790</wp:posOffset>
                 </wp:positionV>
                 <wp:extent cx="6958584" cy="9144"/>
-                <wp:effectExtent b="29210" l="0" r="33020" t="0"/>
+                <wp:effectExtent l="0" t="0" r="33020" b="29210"/>
                 <wp:wrapNone/>
-                <wp:docPr id="3" name=""/>
-                <a:graphic>
+                <wp:docPr id="3" name="Straight Connector 3"/>
+                <wp:cNvGraphicFramePr/>
+                <a:graphic xmlns:a="http://schemas.openxmlformats.org/drawingml/2006/main">
                   <a:graphicData uri="http://schemas.microsoft.com/office/word/2010/wordprocessingShape">
                     <wps:wsp>
                       <wps:cNvCnPr/>
@@ -1122,7 +1186,7 @@
               </wp:anchor>
             </w:drawing>
           </mc:Choice>
-          <mc:Fallback>
+          <mc:Fallback xmlns:cr="http://schemas.microsoft.com/office/comments/2020/reactions" xmlns="http://schemas.microsoft.com/office/tasks/2019/documenttasks" xmlns:dgm="http://schemas.openxmlformats.org/drawingml/2006/diagram" xmlns:lc="http://schemas.openxmlformats.org/drawingml/2006/lockedCanvas" xmlns:c="http://schemas.openxmlformats.org/drawingml/2006/chart" xmlns:pic="http://schemas.openxmlformats.org/drawingml/2006/picture" xmlns:a="http://schemas.openxmlformats.org/drawingml/2006/main" xmlns:sl="http://schemas.openxmlformats.org/schemaLibrary/2006/main">
             <w:drawing>
               <wp:anchor allowOverlap="1" behindDoc="0" distB="0" distT="0" distL="114300" distR="114300" hidden="0" layoutInCell="1" locked="0" relativeHeight="0" simplePos="0">
                 <wp:simplePos x="0" y="0"/>
@@ -1170,146 +1234,144 @@
     <w:p>
       <w:pPr>
         <w:spacing w:after="0" w:line="240" w:lineRule="auto"/>
-        <w:rPr/>
-      </w:pPr>
-      <w:r>
-        <w:rPr>
-          <w:b w:val="1"/>
-          <w:bCs w:val="1"/>
+        <w:rPr>
+          <w:b/>
+          <w:bCs/>
           <w:sz w:val="28"/>
           <w:szCs w:val="28"/>
-          <w:rtl w:val="0"/>
-        </w:rPr>
-        <w:t xml:space="preserve">PROJECTS</w:t>
-        <w:br w:type="textWrapping"/>
-      </w:r>
-      <w:r>
-        <w:rPr>
-          <w:b w:val="1"/>
-          <w:bCs w:val="1"/>
-          <w:rtl w:val="0"/>
-        </w:rPr>
-        <w:t xml:space="preserve">Smart Hydroponics Farm Website</w:t>
-      </w:r>
-      <w:r>
-        <w:rPr>
-          <w:rtl w:val="0"/>
-        </w:rPr>
-      </w:r>
-    </w:p>
-    <w:p>
-      <w:pPr>
+        </w:rPr>
+      </w:pPr>
+    </w:p>
+    <w:p>
+      <w:pPr>
+        <w:spacing w:after="0" w:line="240" w:lineRule="auto"/>
+        <w:rPr>
+          <w:b/>
+          <w:bCs/>
+          <w:sz w:val="28"/>
+          <w:szCs w:val="28"/>
+        </w:rPr>
+      </w:pPr>
+    </w:p>
+    <w:p>
+      <w:pPr>
+        <w:spacing w:after="0" w:line="240" w:lineRule="auto"/>
+      </w:pPr>
+      <w:r>
+        <w:rPr>
+          <w:b/>
+          <w:bCs/>
+          <w:sz w:val="28"/>
+          <w:szCs w:val="28"/>
+        </w:rPr>
+        <w:lastRenderedPageBreak/>
+        <w:t>PROJECTS</w:t>
+      </w:r>
+      <w:r>
+        <w:rPr>
+          <w:b/>
+          <w:bCs/>
+          <w:sz w:val="28"/>
+          <w:szCs w:val="28"/>
+        </w:rPr>
+        <w:br/>
+      </w:r>
+      <w:r>
+        <w:rPr>
+          <w:b/>
+          <w:bCs/>
+        </w:rPr>
+        <w:t>Smart Hydroponics Farm Website</w:t>
+      </w:r>
+    </w:p>
+    <w:p>
+      <w:pPr>
+        <w:pStyle w:val="isselectedend"/>
         <w:numPr>
           <w:ilvl w:val="0"/>
           <w:numId w:val="2"/>
         </w:numPr>
-        <w:spacing w:after="0" w:line="240" w:lineRule="auto"/>
-        <w:ind w:left="720" w:hanging="360"/>
-        <w:rPr/>
-      </w:pPr>
-      <w:r>
-        <w:rPr>
-          <w:rtl w:val="0"/>
-        </w:rPr>
-        <w:t xml:space="preserve">Developed a web-based system for monitoring and managing hydroponics data </w:t>
-      </w:r>
-    </w:p>
-    <w:p>
-      <w:pPr>
+        <w:spacing w:before="0" w:beforeAutospacing="0"/>
+      </w:pPr>
+      <w:r>
+        <w:t>Developed a web-based smart hydroponics monitoring and management system using HTML, CSS, JavaScript, and PHP</w:t>
+      </w:r>
+    </w:p>
+    <w:p>
+      <w:pPr>
+        <w:pStyle w:val="isselectedend"/>
         <w:numPr>
           <w:ilvl w:val="0"/>
           <w:numId w:val="2"/>
         </w:numPr>
-        <w:spacing w:after="0" w:line="240" w:lineRule="auto"/>
-        <w:ind w:left="720" w:hanging="360"/>
-        <w:rPr/>
-      </w:pPr>
-      <w:r>
-        <w:rPr>
-          <w:rtl w:val="0"/>
-        </w:rPr>
-        <w:t xml:space="preserve">Built using HTML, CSS, JavaScript, and PHP </w:t>
-      </w:r>
-    </w:p>
-    <w:p>
-      <w:pPr>
+      </w:pPr>
+      <w:r>
+        <w:t>Designed and implemented REST-style API endpoints for communication between ESP32 IoT devices and the web dashboard using HTTP and JSON</w:t>
+      </w:r>
+    </w:p>
+    <w:p>
+      <w:pPr>
+        <w:pStyle w:val="isselectedend"/>
         <w:numPr>
           <w:ilvl w:val="0"/>
           <w:numId w:val="2"/>
         </w:numPr>
-        <w:spacing w:after="0" w:line="240" w:lineRule="auto"/>
-        <w:ind w:left="720" w:hanging="360"/>
-        <w:rPr/>
-      </w:pPr>
-      <w:r>
-        <w:rPr>
-          <w:rtl w:val="0"/>
-        </w:rPr>
-        <w:t xml:space="preserve">Integrated MySQL database using phpMyAdmin </w:t>
-      </w:r>
-    </w:p>
-    <w:p>
-      <w:pPr>
+      </w:pPr>
+      <w:r>
+        <w:t>Processed, stored, and managed real-time sensor data using MySQL and phpMyAdmin</w:t>
+      </w:r>
+    </w:p>
+    <w:p>
+      <w:pPr>
+        <w:pStyle w:val="isselectedend"/>
         <w:numPr>
           <w:ilvl w:val="0"/>
           <w:numId w:val="2"/>
         </w:numPr>
-        <w:spacing w:after="0" w:line="240" w:lineRule="auto"/>
-        <w:ind w:left="720" w:hanging="360"/>
-        <w:rPr/>
-      </w:pPr>
-      <w:r>
-        <w:rPr>
-          <w:rtl w:val="0"/>
-        </w:rPr>
-        <w:t xml:space="preserve">Designed interface for real-time monitoring and control</w:t>
-      </w:r>
-    </w:p>
-    <w:p>
-      <w:pPr>
+      </w:pPr>
+      <w:r>
+        <w:t>Developed features for real-time monitoring, remote control, and automated data collection</w:t>
+      </w:r>
+    </w:p>
+    <w:p>
+      <w:pPr>
+        <w:pStyle w:val="NormalWeb"/>
         <w:numPr>
           <w:ilvl w:val="0"/>
           <w:numId w:val="2"/>
         </w:numPr>
-        <w:spacing w:after="0" w:line="240" w:lineRule="auto"/>
-        <w:ind w:left="720" w:hanging="360"/>
-        <w:rPr/>
-      </w:pPr>
-      <w:r>
-        <w:rPr>
-          <w:rtl w:val="0"/>
-        </w:rPr>
-        <w:t xml:space="preserve">Link: https://www.smarthydrofarm.com</w:t>
-      </w:r>
-    </w:p>
-    <w:p>
-      <w:pPr>
-        <w:spacing w:after="0" w:line="240" w:lineRule="auto"/>
-        <w:rPr/>
-      </w:pPr>
-      <w:r>
-        <w:rPr>
-          <w:rtl w:val="0"/>
-        </w:rPr>
-      </w:r>
-    </w:p>
-    <w:p>
-      <w:pPr>
-        <w:spacing w:after="0" w:line="240" w:lineRule="auto"/>
-        <w:rPr/>
-      </w:pPr>
-      <w:r>
-        <w:rPr>
-          <w:b w:val="1"/>
-          <w:bCs w:val="1"/>
-          <w:rtl w:val="0"/>
-        </w:rPr>
-        <w:t xml:space="preserve">LegitSource – Learning Resource Website</w:t>
-      </w:r>
-      <w:r>
-        <w:rPr>
-          <w:rtl w:val="0"/>
-        </w:rPr>
+      </w:pPr>
+      <w:r>
+        <w:t>Collaborated in the development of an award-winning Smart Hydroponic Vertical Farming system</w:t>
+      </w:r>
+    </w:p>
+    <w:p>
+      <w:pPr>
+        <w:numPr>
+          <w:ilvl w:val="0"/>
+          <w:numId w:val="2"/>
+        </w:numPr>
+        <w:spacing w:after="0" w:line="240" w:lineRule="auto"/>
+      </w:pPr>
+      <w:r>
+        <w:t>Link: https://www.smarthydrofarm.com</w:t>
+      </w:r>
+    </w:p>
+    <w:p>
+      <w:pPr>
+        <w:spacing w:after="0" w:line="240" w:lineRule="auto"/>
+      </w:pPr>
+    </w:p>
+    <w:p>
+      <w:pPr>
+        <w:spacing w:after="0" w:line="240" w:lineRule="auto"/>
+      </w:pPr>
+      <w:r>
+        <w:rPr>
+          <w:b/>
+          <w:bCs/>
+        </w:rPr>
+        <w:t>LegitSource – Learning Resource Website</w:t>
       </w:r>
     </w:p>
     <w:p>
@@ -1319,13 +1381,8 @@
           <w:numId w:val="3"/>
         </w:numPr>
         <w:spacing w:after="0" w:line="240" w:lineRule="auto"/>
-        <w:ind w:left="720" w:hanging="360"/>
-        <w:rPr/>
-      </w:pPr>
-      <w:r>
-        <w:rPr>
-          <w:rtl w:val="0"/>
-        </w:rPr>
+      </w:pPr>
+      <w:r>
         <w:t xml:space="preserve">Developed a personal website that curates and organizes learning resources for self-learners </w:t>
       </w:r>
     </w:p>
@@ -1336,13 +1393,8 @@
           <w:numId w:val="3"/>
         </w:numPr>
         <w:spacing w:after="0" w:line="240" w:lineRule="auto"/>
-        <w:ind w:left="720" w:hanging="360"/>
-        <w:rPr/>
-      </w:pPr>
-      <w:r>
-        <w:rPr>
-          <w:rtl w:val="0"/>
-        </w:rPr>
+      </w:pPr>
+      <w:r>
         <w:t xml:space="preserve">Built using HTML, CSS, and JavaScript </w:t>
       </w:r>
     </w:p>
@@ -1353,13 +1405,8 @@
           <w:numId w:val="3"/>
         </w:numPr>
         <w:spacing w:after="0" w:line="240" w:lineRule="auto"/>
-        <w:ind w:left="720" w:hanging="360"/>
-        <w:rPr/>
-      </w:pPr>
-      <w:r>
-        <w:rPr>
-          <w:rtl w:val="0"/>
-        </w:rPr>
+      </w:pPr>
+      <w:r>
         <w:t xml:space="preserve">Designed a clean and user-friendly interface for easy navigation of categorized links </w:t>
       </w:r>
     </w:p>
@@ -1370,13 +1417,8 @@
           <w:numId w:val="3"/>
         </w:numPr>
         <w:spacing w:after="0" w:line="240" w:lineRule="auto"/>
-        <w:ind w:left="720" w:hanging="360"/>
-        <w:rPr/>
-      </w:pPr>
-      <w:r>
-        <w:rPr>
-          <w:rtl w:val="0"/>
-        </w:rPr>
+      </w:pPr>
+      <w:r>
         <w:t xml:space="preserve">Focused on accessibility and simplicity for users exploring online educational content </w:t>
       </w:r>
     </w:p>
@@ -1387,27 +1429,18 @@
           <w:numId w:val="3"/>
         </w:numPr>
         <w:spacing w:after="0" w:line="240" w:lineRule="auto"/>
-        <w:ind w:left="720" w:hanging="360"/>
-        <w:rPr/>
-      </w:pPr>
-      <w:r>
-        <w:rPr>
-          <w:rtl w:val="0"/>
-        </w:rPr>
-        <w:t xml:space="preserve">Link</w:t>
-      </w:r>
-      <w:r>
-        <w:rPr>
-          <w:b w:val="1"/>
-          <w:bCs w:val="1"/>
-          <w:rtl w:val="0"/>
-        </w:rPr>
-        <w:t xml:space="preserve">:</w:t>
-      </w:r>
-      <w:r>
-        <w:rPr>
-          <w:rtl w:val="0"/>
-        </w:rPr>
+      </w:pPr>
+      <w:r>
+        <w:t>Link</w:t>
+      </w:r>
+      <w:r>
+        <w:rPr>
+          <w:b/>
+          <w:bCs/>
+        </w:rPr>
+        <w:t>:</w:t>
+      </w:r>
+      <w:r>
         <w:t xml:space="preserve"> https://legitsource.coolpage.biz/</w:t>
       </w:r>
     </w:p>
@@ -1415,22 +1448,20 @@
       <w:pPr>
         <w:spacing w:after="0" w:line="240" w:lineRule="auto"/>
         <w:rPr>
-          <w:b w:val="1"/>
-          <w:bCs w:val="1"/>
+          <w:b/>
+          <w:bCs/>
           <w:sz w:val="28"/>
           <w:szCs w:val="28"/>
         </w:rPr>
       </w:pPr>
       <w:r>
         <w:rPr>
-          <w:rtl w:val="0"/>
-        </w:rPr>
-      </w:r>
-      <w:r>
+          <w:noProof/>
+        </w:rPr>
         <mc:AlternateContent>
           <mc:Choice Requires="wps">
             <w:drawing>
-              <wp:anchor allowOverlap="1" behindDoc="0" distB="0" distT="0" distL="114300" distR="114300" hidden="0" layoutInCell="1" locked="0" relativeHeight="0" simplePos="0">
+              <wp:anchor distT="0" distB="0" distL="114300" distR="114300" simplePos="0" relativeHeight="251664384" behindDoc="0" locked="0" layoutInCell="1" hidden="0" allowOverlap="1" wp14:anchorId="4ED9455D" wp14:editId="0046EDF6">
                 <wp:simplePos x="0" y="0"/>
                 <wp:positionH relativeFrom="column">
                   <wp:posOffset>-66674</wp:posOffset>
@@ -1439,10 +1470,11 @@
                   <wp:posOffset>144633</wp:posOffset>
                 </wp:positionV>
                 <wp:extent cx="6958330" cy="8890"/>
-                <wp:effectExtent b="29210" l="0" r="33020" t="0"/>
+                <wp:effectExtent l="0" t="0" r="33020" b="29210"/>
                 <wp:wrapNone/>
-                <wp:docPr id="4" name=""/>
-                <a:graphic>
+                <wp:docPr id="4" name="Straight Connector 4"/>
+                <wp:cNvGraphicFramePr/>
+                <a:graphic xmlns:a="http://schemas.openxmlformats.org/drawingml/2006/main">
                   <a:graphicData uri="http://schemas.microsoft.com/office/word/2010/wordprocessingShape">
                     <wps:wsp>
                       <wps:cNvCnPr/>
@@ -1476,7 +1508,7 @@
               </wp:anchor>
             </w:drawing>
           </mc:Choice>
-          <mc:Fallback>
+          <mc:Fallback xmlns:cr="http://schemas.microsoft.com/office/comments/2020/reactions" xmlns="http://schemas.microsoft.com/office/tasks/2019/documenttasks" xmlns:dgm="http://schemas.openxmlformats.org/drawingml/2006/diagram" xmlns:lc="http://schemas.openxmlformats.org/drawingml/2006/lockedCanvas" xmlns:c="http://schemas.openxmlformats.org/drawingml/2006/chart" xmlns:pic="http://schemas.openxmlformats.org/drawingml/2006/picture" xmlns:a="http://schemas.openxmlformats.org/drawingml/2006/main" xmlns:sl="http://schemas.openxmlformats.org/schemaLibrary/2006/main">
             <w:drawing>
               <wp:anchor allowOverlap="1" behindDoc="0" distB="0" distT="0" distL="114300" distR="114300" hidden="0" layoutInCell="1" locked="0" relativeHeight="0" simplePos="0">
                 <wp:simplePos x="0" y="0"/>
@@ -1525,67 +1557,58 @@
       <w:pPr>
         <w:spacing w:after="0" w:line="240" w:lineRule="auto"/>
         <w:rPr>
-          <w:b w:val="1"/>
-          <w:bCs w:val="1"/>
+          <w:b/>
+          <w:bCs/>
           <w:sz w:val="28"/>
           <w:szCs w:val="28"/>
         </w:rPr>
       </w:pPr>
       <w:r>
         <w:rPr>
-          <w:b w:val="1"/>
-          <w:bCs w:val="1"/>
+          <w:b/>
+          <w:bCs/>
           <w:sz w:val="28"/>
           <w:szCs w:val="28"/>
-          <w:rtl w:val="0"/>
-        </w:rPr>
-        <w:t xml:space="preserve">ACHIEVEMENTS &amp; CERTIFICATIONS</w:t>
-      </w:r>
-    </w:p>
-    <w:p>
-      <w:pPr>
-        <w:spacing w:after="0" w:line="240" w:lineRule="auto"/>
-        <w:rPr>
-          <w:b w:val="1"/>
-          <w:bCs w:val="1"/>
-        </w:rPr>
-      </w:pPr>
-      <w:bookmarkStart w:colFirst="0" w:colLast="0" w:name="_asj9zvtbuggc" w:id="0"/>
+        </w:rPr>
+        <w:t>ACHIEVEMENTS &amp; CERTIFICATIONS</w:t>
+      </w:r>
+    </w:p>
+    <w:p>
+      <w:pPr>
+        <w:spacing w:after="0" w:line="240" w:lineRule="auto"/>
+        <w:rPr>
+          <w:b/>
+          <w:bCs/>
+        </w:rPr>
+      </w:pPr>
+      <w:bookmarkStart w:id="0" w:name="_asj9zvtbuggc" w:colFirst="0" w:colLast="0"/>
       <w:bookmarkEnd w:id="0"/>
       <w:r>
-        <w:rPr>
-          <w:rtl w:val="0"/>
-        </w:rPr>
         <w:t xml:space="preserve">Best in Thesis Award – A Solar-Powered Automated System with remote management for Smart Hydroponic Vertical Farming, Bulacan State University, </w:t>
       </w:r>
       <w:r>
         <w:rPr>
-          <w:b w:val="1"/>
-          <w:bCs w:val="1"/>
-          <w:rtl w:val="0"/>
-        </w:rPr>
-        <w:t xml:space="preserve">June 2026</w:t>
-      </w:r>
-    </w:p>
-    <w:p>
-      <w:pPr>
-        <w:spacing w:after="0" w:line="240" w:lineRule="auto"/>
-        <w:rPr>
-          <w:b w:val="1"/>
-          <w:bCs w:val="1"/>
-        </w:rPr>
-      </w:pPr>
-      <w:r>
-        <w:rPr>
-          <w:rtl w:val="0"/>
-        </w:rPr>
-        <w:t xml:space="preserve">Certificate of Completion: Install and Configure computer systems - TESDA</w:t>
-      </w:r>
-      <w:r>
-        <w:rPr>
-          <w:b w:val="1"/>
-          <w:bCs w:val="1"/>
-          <w:rtl w:val="0"/>
+          <w:b/>
+          <w:bCs/>
+        </w:rPr>
+        <w:t>June 2026</w:t>
+      </w:r>
+    </w:p>
+    <w:p>
+      <w:pPr>
+        <w:spacing w:after="0" w:line="240" w:lineRule="auto"/>
+        <w:rPr>
+          <w:b/>
+          <w:bCs/>
+        </w:rPr>
+      </w:pPr>
+      <w:r>
+        <w:t>Certificate of Completion: Install and Configure computer systems - TESDA</w:t>
+      </w:r>
+      <w:r>
+        <w:rPr>
+          <w:b/>
+          <w:bCs/>
         </w:rPr>
         <w:t xml:space="preserve"> May 2025</w:t>
       </w:r>
@@ -1594,21 +1617,17 @@
       <w:pPr>
         <w:spacing w:after="0" w:line="240" w:lineRule="auto"/>
         <w:rPr>
-          <w:b w:val="1"/>
-          <w:bCs w:val="1"/>
-        </w:rPr>
-      </w:pPr>
-      <w:r>
-        <w:rPr>
-          <w:rtl w:val="0"/>
-        </w:rPr>
-        <w:t xml:space="preserve">Certificate of Completion: Set-up Computer Networks - TESDA</w:t>
-      </w:r>
-      <w:r>
-        <w:rPr>
-          <w:b w:val="1"/>
-          <w:bCs w:val="1"/>
-          <w:rtl w:val="0"/>
+          <w:b/>
+          <w:bCs/>
+        </w:rPr>
+      </w:pPr>
+      <w:r>
+        <w:t>Certificate of Completion: Set-up Computer Networks - TESDA</w:t>
+      </w:r>
+      <w:r>
+        <w:rPr>
+          <w:b/>
+          <w:bCs/>
         </w:rPr>
         <w:t xml:space="preserve"> May 2025</w:t>
       </w:r>
@@ -1617,21 +1636,17 @@
       <w:pPr>
         <w:spacing w:after="0" w:line="240" w:lineRule="auto"/>
         <w:rPr>
-          <w:b w:val="1"/>
-          <w:bCs w:val="1"/>
-        </w:rPr>
-      </w:pPr>
-      <w:r>
-        <w:rPr>
-          <w:rtl w:val="0"/>
-        </w:rPr>
-        <w:t xml:space="preserve">Certificate of Completion: Set-up Computer Servers - TESDA</w:t>
-      </w:r>
-      <w:r>
-        <w:rPr>
-          <w:b w:val="1"/>
-          <w:bCs w:val="1"/>
-          <w:rtl w:val="0"/>
+          <w:b/>
+          <w:bCs/>
+        </w:rPr>
+      </w:pPr>
+      <w:r>
+        <w:t>Certificate of Completion: Set-up Computer Servers - TESDA</w:t>
+      </w:r>
+      <w:r>
+        <w:rPr>
+          <w:b/>
+          <w:bCs/>
         </w:rPr>
         <w:t xml:space="preserve"> May 2025</w:t>
       </w:r>
@@ -1640,21 +1655,17 @@
       <w:pPr>
         <w:spacing w:after="0" w:line="240" w:lineRule="auto"/>
         <w:rPr>
-          <w:b w:val="1"/>
-          <w:bCs w:val="1"/>
-        </w:rPr>
-      </w:pPr>
-      <w:r>
-        <w:rPr>
-          <w:rtl w:val="0"/>
-        </w:rPr>
-        <w:t xml:space="preserve">Certificate of Completion: Maintain and Repair Computer Systems and Networks - TESDA</w:t>
-      </w:r>
-      <w:r>
-        <w:rPr>
-          <w:b w:val="1"/>
-          <w:bCs w:val="1"/>
-          <w:rtl w:val="0"/>
+          <w:b/>
+          <w:bCs/>
+        </w:rPr>
+      </w:pPr>
+      <w:r>
+        <w:t>Certificate of Completion: Maintain and Repair Computer Systems and Networks - TESDA</w:t>
+      </w:r>
+      <w:r>
+        <w:rPr>
+          <w:b/>
+          <w:bCs/>
         </w:rPr>
         <w:t xml:space="preserve"> May 2025</w:t>
       </w:r>
@@ -1663,160 +1674,128 @@
       <w:pPr>
         <w:spacing w:after="0" w:line="240" w:lineRule="auto"/>
         <w:rPr>
-          <w:b w:val="1"/>
-          <w:bCs w:val="1"/>
-        </w:rPr>
-      </w:pPr>
-      <w:r>
-        <w:rPr>
-          <w:rtl w:val="0"/>
-        </w:rPr>
+          <w:b/>
+          <w:bCs/>
+        </w:rPr>
+      </w:pPr>
+      <w:r>
         <w:t xml:space="preserve">Certificate of Participation: In-Plant Visit at the Provincial Information Technology Office (PITO) Bulacan Provincial Capitol Building, City of Malolos, Bulacan </w:t>
       </w:r>
       <w:r>
         <w:rPr>
-          <w:b w:val="1"/>
-          <w:bCs w:val="1"/>
-          <w:rtl w:val="0"/>
-        </w:rPr>
-        <w:t xml:space="preserve">November 2024</w:t>
-      </w:r>
-    </w:p>
-    <w:p>
-      <w:pPr>
-        <w:spacing w:after="0" w:line="240" w:lineRule="auto"/>
-        <w:rPr/>
-      </w:pPr>
-      <w:r>
-        <w:rPr>
-          <w:rtl w:val="0"/>
-        </w:rPr>
+          <w:b/>
+          <w:bCs/>
+        </w:rPr>
+        <w:t>November 2024</w:t>
+      </w:r>
+    </w:p>
+    <w:p>
+      <w:pPr>
+        <w:spacing w:after="0" w:line="240" w:lineRule="auto"/>
+      </w:pPr>
+      <w:r>
         <w:t xml:space="preserve">Certificate of Completion: Introduction to Internet of Things – CISCO </w:t>
       </w:r>
       <w:r>
         <w:rPr>
-          <w:b w:val="1"/>
-          <w:bCs w:val="1"/>
-          <w:rtl w:val="0"/>
-        </w:rPr>
-        <w:t xml:space="preserve">September 2024</w:t>
-      </w:r>
-      <w:r>
-        <w:rPr>
-          <w:rtl w:val="0"/>
-        </w:rPr>
-      </w:r>
-    </w:p>
-    <w:p>
-      <w:pPr>
-        <w:spacing w:after="0" w:line="240" w:lineRule="auto"/>
-        <w:rPr>
-          <w:b w:val="1"/>
-          <w:bCs w:val="1"/>
-        </w:rPr>
-      </w:pPr>
-      <w:r>
-        <w:rPr>
-          <w:rtl w:val="0"/>
-        </w:rPr>
+          <w:b/>
+          <w:bCs/>
+        </w:rPr>
+        <w:t>September 2024</w:t>
+      </w:r>
+    </w:p>
+    <w:p>
+      <w:pPr>
+        <w:spacing w:after="0" w:line="240" w:lineRule="auto"/>
+        <w:rPr>
+          <w:b/>
+          <w:bCs/>
+        </w:rPr>
+      </w:pPr>
+      <w:r>
         <w:t xml:space="preserve">Certificate of Participation: Introduction to Radio Access Network - ASIA OPEN RAN ACADEMY </w:t>
       </w:r>
       <w:r>
         <w:rPr>
-          <w:b w:val="1"/>
-          <w:bCs w:val="1"/>
-          <w:rtl w:val="0"/>
-        </w:rPr>
-        <w:t xml:space="preserve">September 2024</w:t>
-      </w:r>
-    </w:p>
-    <w:p>
-      <w:pPr>
-        <w:spacing w:after="0" w:line="240" w:lineRule="auto"/>
-        <w:rPr>
-          <w:b w:val="1"/>
-          <w:bCs w:val="1"/>
-        </w:rPr>
-      </w:pPr>
-      <w:r>
-        <w:rPr>
-          <w:rtl w:val="0"/>
-        </w:rPr>
+          <w:b/>
+          <w:bCs/>
+        </w:rPr>
+        <w:t>September 2024</w:t>
+      </w:r>
+    </w:p>
+    <w:p>
+      <w:pPr>
+        <w:spacing w:after="0" w:line="240" w:lineRule="auto"/>
+        <w:rPr>
+          <w:b/>
+          <w:bCs/>
+        </w:rPr>
+      </w:pPr>
+      <w:r>
         <w:t xml:space="preserve">Certificate of Participation: Software-Defined Networking, Openflow, NFV, &amp; OPEN RAN – ASIA OPEN RAN ACADEMY </w:t>
       </w:r>
       <w:r>
         <w:rPr>
-          <w:b w:val="1"/>
-          <w:bCs w:val="1"/>
-          <w:rtl w:val="0"/>
-        </w:rPr>
-        <w:t xml:space="preserve">September 2024</w:t>
-      </w:r>
-    </w:p>
-    <w:p>
-      <w:pPr>
-        <w:spacing w:after="0" w:line="240" w:lineRule="auto"/>
-        <w:rPr>
-          <w:b w:val="1"/>
-          <w:bCs w:val="1"/>
-        </w:rPr>
-      </w:pPr>
-      <w:r>
-        <w:rPr>
-          <w:rtl w:val="0"/>
-        </w:rPr>
+          <w:b/>
+          <w:bCs/>
+        </w:rPr>
+        <w:t>September 2024</w:t>
+      </w:r>
+    </w:p>
+    <w:p>
+      <w:pPr>
+        <w:spacing w:after="0" w:line="240" w:lineRule="auto"/>
+        <w:rPr>
+          <w:b/>
+          <w:bCs/>
+        </w:rPr>
+      </w:pPr>
+      <w:r>
         <w:t xml:space="preserve">Certificate of Participation: Introduction to Cloud Computing - ASIA OPEN RAN ACADEMY </w:t>
       </w:r>
       <w:r>
         <w:rPr>
-          <w:b w:val="1"/>
-          <w:bCs w:val="1"/>
-          <w:rtl w:val="0"/>
-        </w:rPr>
-        <w:t xml:space="preserve">August 2024</w:t>
-      </w:r>
-    </w:p>
-    <w:p>
-      <w:pPr>
-        <w:spacing w:after="0" w:line="240" w:lineRule="auto"/>
-        <w:rPr>
-          <w:b w:val="1"/>
-          <w:bCs w:val="1"/>
-        </w:rPr>
-      </w:pPr>
-      <w:r>
-        <w:rPr>
-          <w:rtl w:val="0"/>
-        </w:rPr>
+          <w:b/>
+          <w:bCs/>
+        </w:rPr>
+        <w:t>August 2024</w:t>
+      </w:r>
+    </w:p>
+    <w:p>
+      <w:pPr>
+        <w:spacing w:after="0" w:line="240" w:lineRule="auto"/>
+        <w:rPr>
+          <w:b/>
+          <w:bCs/>
+        </w:rPr>
+      </w:pPr>
+      <w:r>
         <w:t xml:space="preserve">Certificate of Participation: Introduction to Edge Computing - ASIA OPEN RAN ACADEMY </w:t>
       </w:r>
       <w:r>
         <w:rPr>
-          <w:b w:val="1"/>
-          <w:bCs w:val="1"/>
-          <w:rtl w:val="0"/>
-        </w:rPr>
-        <w:t xml:space="preserve">August 2024</w:t>
-      </w:r>
-    </w:p>
-    <w:p>
-      <w:pPr>
-        <w:spacing w:after="0" w:line="240" w:lineRule="auto"/>
-        <w:rPr>
-          <w:b w:val="1"/>
-          <w:bCs w:val="1"/>
-        </w:rPr>
-      </w:pPr>
-      <w:r>
-        <w:rPr>
-          <w:rtl w:val="0"/>
-        </w:rPr>
-      </w:r>
-      <w:r>
+          <w:b/>
+          <w:bCs/>
+        </w:rPr>
+        <w:t>August 2024</w:t>
+      </w:r>
+    </w:p>
+    <w:p>
+      <w:pPr>
+        <w:spacing w:after="0" w:line="240" w:lineRule="auto"/>
+        <w:rPr>
+          <w:b/>
+          <w:bCs/>
+        </w:rPr>
+      </w:pPr>
+      <w:r>
+        <w:rPr>
+          <w:noProof/>
+        </w:rPr>
         <mc:AlternateContent>
           <mc:Choice Requires="wps">
             <w:drawing>
-              <wp:anchor allowOverlap="1" behindDoc="0" distB="0" distT="0" distL="114300" distR="114300" hidden="0" layoutInCell="1" locked="0" relativeHeight="0" simplePos="0">
+              <wp:anchor distT="0" distB="0" distL="114300" distR="114300" simplePos="0" relativeHeight="251665408" behindDoc="0" locked="0" layoutInCell="1" hidden="0" allowOverlap="1" wp14:anchorId="3C239C6E" wp14:editId="3D350C4B">
                 <wp:simplePos x="0" y="0"/>
                 <wp:positionH relativeFrom="column">
                   <wp:posOffset>1</wp:posOffset>
@@ -1825,10 +1804,11 @@
                   <wp:posOffset>123709</wp:posOffset>
                 </wp:positionV>
                 <wp:extent cx="6958330" cy="8890"/>
-                <wp:effectExtent b="29210" l="0" r="33020" t="0"/>
+                <wp:effectExtent l="0" t="0" r="33020" b="29210"/>
                 <wp:wrapNone/>
-                <wp:docPr id="7" name=""/>
-                <a:graphic>
+                <wp:docPr id="7" name="Straight Connector 7"/>
+                <wp:cNvGraphicFramePr/>
+                <a:graphic xmlns:a="http://schemas.openxmlformats.org/drawingml/2006/main">
                   <a:graphicData uri="http://schemas.microsoft.com/office/word/2010/wordprocessingShape">
                     <wps:wsp>
                       <wps:cNvCnPr/>
@@ -1862,7 +1842,7 @@
               </wp:anchor>
             </w:drawing>
           </mc:Choice>
-          <mc:Fallback>
+          <mc:Fallback xmlns:cr="http://schemas.microsoft.com/office/comments/2020/reactions" xmlns="http://schemas.microsoft.com/office/tasks/2019/documenttasks" xmlns:dgm="http://schemas.openxmlformats.org/drawingml/2006/diagram" xmlns:lc="http://schemas.openxmlformats.org/drawingml/2006/lockedCanvas" xmlns:c="http://schemas.openxmlformats.org/drawingml/2006/chart" xmlns:pic="http://schemas.openxmlformats.org/drawingml/2006/picture" xmlns:a="http://schemas.openxmlformats.org/drawingml/2006/main" xmlns:sl="http://schemas.openxmlformats.org/schemaLibrary/2006/main">
             <w:drawing>
               <wp:anchor allowOverlap="1" behindDoc="0" distB="0" distT="0" distL="114300" distR="114300" hidden="0" layoutInCell="1" locked="0" relativeHeight="0" simplePos="0">
                 <wp:simplePos x="0" y="0"/>
@@ -1911,219 +1891,340 @@
       <w:pPr>
         <w:spacing w:line="240" w:lineRule="auto"/>
         <w:rPr>
-          <w:b w:val="1"/>
-          <w:bCs w:val="1"/>
+          <w:b/>
+          <w:bCs/>
           <w:sz w:val="28"/>
           <w:szCs w:val="28"/>
         </w:rPr>
       </w:pPr>
       <w:r>
         <w:rPr>
-          <w:b w:val="1"/>
-          <w:bCs w:val="1"/>
+          <w:b/>
+          <w:bCs/>
           <w:sz w:val="28"/>
           <w:szCs w:val="28"/>
-          <w:rtl w:val="0"/>
-        </w:rPr>
-        <w:t xml:space="preserve">EDUCATIONAL BACKGROUND</w:t>
-      </w:r>
-    </w:p>
-    <w:p>
-      <w:pPr>
-        <w:spacing w:after="0" w:line="240" w:lineRule="auto"/>
-        <w:rPr/>
-      </w:pPr>
-      <w:r>
-        <w:rPr>
-          <w:b w:val="1"/>
-          <w:bCs w:val="1"/>
-          <w:rtl w:val="0"/>
+        </w:rPr>
+        <w:t>EDUCATIONAL BACKGROUND</w:t>
+      </w:r>
+    </w:p>
+    <w:p>
+      <w:pPr>
+        <w:spacing w:after="0" w:line="240" w:lineRule="auto"/>
+      </w:pPr>
+      <w:r>
+        <w:rPr>
+          <w:b/>
+          <w:bCs/>
         </w:rPr>
         <w:t xml:space="preserve">Bulacan State University </w:t>
       </w:r>
       <w:r>
-        <w:rPr>
-          <w:rtl w:val="0"/>
-        </w:rPr>
-        <w:t xml:space="preserve">– Hagonoy, Bulacan, Philippines</w:t>
-        <w:tab/>
-        <w:tab/>
-        <w:tab/>
-        <w:tab/>
-        <w:tab/>
-        <w:t xml:space="preserve">2022-2026</w:t>
+        <w:t>– Hagonoy, Bulacan, Philippines</w:t>
+      </w:r>
+      <w:r>
+        <w:tab/>
+      </w:r>
+      <w:r>
+        <w:tab/>
+      </w:r>
+      <w:r>
+        <w:tab/>
+      </w:r>
+      <w:r>
+        <w:tab/>
+      </w:r>
+      <w:r>
+        <w:tab/>
+        <w:t>2022-2026</w:t>
       </w:r>
     </w:p>
     <w:p>
       <w:pPr>
         <w:spacing w:line="240" w:lineRule="auto"/>
         <w:rPr>
-          <w:i w:val="1"/>
-          <w:iCs w:val="1"/>
-        </w:rPr>
-      </w:pPr>
-      <w:r>
-        <w:rPr>
-          <w:i w:val="1"/>
-          <w:iCs w:val="1"/>
-          <w:rtl w:val="0"/>
-        </w:rPr>
-        <w:t xml:space="preserve">Bachelor of Industrial Technology Major in Computer Technology</w:t>
-      </w:r>
-    </w:p>
-    <w:p>
-      <w:pPr>
-        <w:spacing w:after="0" w:line="240" w:lineRule="auto"/>
-        <w:rPr/>
-      </w:pPr>
-      <w:r>
-        <w:rPr>
-          <w:b w:val="1"/>
-          <w:bCs w:val="1"/>
-          <w:rtl w:val="0"/>
-        </w:rPr>
-        <w:t xml:space="preserve">San Roque National High</w:t>
-      </w:r>
-      <w:r>
-        <w:rPr>
-          <w:rtl w:val="0"/>
-        </w:rPr>
+          <w:i/>
+          <w:iCs/>
+        </w:rPr>
+      </w:pPr>
+      <w:r>
+        <w:rPr>
+          <w:i/>
+          <w:iCs/>
+        </w:rPr>
+        <w:t>Bachelor of Industrial Technology Major in Computer Technology</w:t>
+      </w:r>
+    </w:p>
+    <w:p>
+      <w:pPr>
+        <w:spacing w:after="0" w:line="240" w:lineRule="auto"/>
+      </w:pPr>
+      <w:r>
+        <w:rPr>
+          <w:b/>
+          <w:bCs/>
+        </w:rPr>
+        <w:t>San Roque National High</w:t>
+      </w:r>
+      <w:r>
         <w:t xml:space="preserve"> </w:t>
       </w:r>
       <w:r>
         <w:rPr>
-          <w:b w:val="1"/>
-          <w:bCs w:val="1"/>
-          <w:rtl w:val="0"/>
-        </w:rPr>
-        <w:t xml:space="preserve">School</w:t>
-      </w:r>
-      <w:r>
-        <w:rPr>
-          <w:rtl w:val="0"/>
-        </w:rPr>
+          <w:b/>
+          <w:bCs/>
+        </w:rPr>
+        <w:t>School</w:t>
+      </w:r>
+      <w:r>
         <w:t xml:space="preserve"> – San Roque, Paombong, Bulacan</w:t>
-        <w:tab/>
-        <w:tab/>
-        <w:tab/>
-        <w:tab/>
-        <w:t xml:space="preserve">2020-2022</w:t>
+      </w:r>
+      <w:r>
+        <w:tab/>
+      </w:r>
+      <w:r>
+        <w:tab/>
+      </w:r>
+      <w:r>
+        <w:tab/>
+        <w:t>2020-2022</w:t>
       </w:r>
     </w:p>
     <w:p>
       <w:pPr>
         <w:spacing w:line="240" w:lineRule="auto"/>
         <w:rPr>
-          <w:i w:val="1"/>
-          <w:iCs w:val="1"/>
-        </w:rPr>
-      </w:pPr>
-      <w:r>
-        <w:rPr>
-          <w:i w:val="1"/>
-          <w:iCs w:val="1"/>
-          <w:rtl w:val="0"/>
-        </w:rPr>
-        <w:t xml:space="preserve">Senior High School</w:t>
-      </w:r>
-    </w:p>
-    <w:p>
-      <w:pPr>
-        <w:spacing w:after="0" w:line="240" w:lineRule="auto"/>
-        <w:rPr/>
-      </w:pPr>
-      <w:r>
-        <w:rPr>
-          <w:b w:val="1"/>
-          <w:bCs w:val="1"/>
-          <w:rtl w:val="0"/>
-        </w:rPr>
-        <w:t xml:space="preserve">San Pedro National High School</w:t>
-      </w:r>
-      <w:r>
-        <w:rPr>
-          <w:rtl w:val="0"/>
-        </w:rPr>
+          <w:i/>
+          <w:iCs/>
+        </w:rPr>
+      </w:pPr>
+      <w:r>
+        <w:rPr>
+          <w:i/>
+          <w:iCs/>
+        </w:rPr>
+        <w:t>Senior High School</w:t>
+      </w:r>
+    </w:p>
+    <w:p>
+      <w:pPr>
+        <w:spacing w:after="0" w:line="240" w:lineRule="auto"/>
+      </w:pPr>
+      <w:r>
+        <w:rPr>
+          <w:b/>
+          <w:bCs/>
+        </w:rPr>
+        <w:t>San Pedro National High School</w:t>
+      </w:r>
+      <w:r>
         <w:t xml:space="preserve"> – San Pedro, Hagonoy, Bulacan </w:t>
-        <w:tab/>
-        <w:tab/>
-        <w:tab/>
-        <w:tab/>
-        <w:t xml:space="preserve">2016-2020</w:t>
+      </w:r>
+      <w:r>
+        <w:tab/>
+      </w:r>
+      <w:r>
+        <w:tab/>
+      </w:r>
+      <w:r>
+        <w:tab/>
+      </w:r>
+      <w:r>
+        <w:tab/>
+        <w:t>2016-2020</w:t>
       </w:r>
     </w:p>
     <w:p>
       <w:pPr>
         <w:spacing w:line="240" w:lineRule="auto"/>
         <w:rPr>
-          <w:i w:val="1"/>
-          <w:iCs w:val="1"/>
-        </w:rPr>
-      </w:pPr>
-      <w:r>
-        <w:rPr>
-          <w:i w:val="1"/>
-          <w:iCs w:val="1"/>
-          <w:rtl w:val="0"/>
-        </w:rPr>
-        <w:t xml:space="preserve">Junior High School</w:t>
-      </w:r>
-    </w:p>
-    <w:p>
-      <w:pPr>
-        <w:spacing w:after="0" w:line="240" w:lineRule="auto"/>
-        <w:rPr/>
-      </w:pPr>
-      <w:r>
-        <w:rPr>
-          <w:b w:val="1"/>
-          <w:bCs w:val="1"/>
-          <w:rtl w:val="0"/>
-        </w:rPr>
-        <w:t xml:space="preserve">Hangga Elementary School</w:t>
-      </w:r>
-      <w:r>
-        <w:rPr>
-          <w:rtl w:val="0"/>
-        </w:rPr>
+          <w:i/>
+          <w:iCs/>
+        </w:rPr>
+      </w:pPr>
+      <w:r>
+        <w:rPr>
+          <w:i/>
+          <w:iCs/>
+        </w:rPr>
+        <w:t>Junior High School</w:t>
+      </w:r>
+    </w:p>
+    <w:p>
+      <w:pPr>
+        <w:spacing w:after="0" w:line="240" w:lineRule="auto"/>
+      </w:pPr>
+      <w:r>
+        <w:rPr>
+          <w:b/>
+          <w:bCs/>
+        </w:rPr>
+        <w:t>Hangga Elementary School</w:t>
+      </w:r>
+      <w:r>
         <w:t xml:space="preserve"> – Hangga, Hagonoy, Bulacan</w:t>
-        <w:tab/>
-        <w:tab/>
-        <w:tab/>
-        <w:tab/>
-        <w:tab/>
-        <w:t xml:space="preserve">2010-2016</w:t>
+      </w:r>
+      <w:r>
+        <w:tab/>
+      </w:r>
+      <w:r>
+        <w:tab/>
+      </w:r>
+      <w:r>
+        <w:tab/>
+      </w:r>
+      <w:r>
+        <w:tab/>
+      </w:r>
+      <w:r>
+        <w:tab/>
+        <w:t>2010-2016</w:t>
       </w:r>
     </w:p>
     <w:p>
       <w:pPr>
         <w:spacing w:line="240" w:lineRule="auto"/>
         <w:rPr>
-          <w:i w:val="1"/>
-          <w:iCs w:val="1"/>
-        </w:rPr>
-      </w:pPr>
-      <w:r>
-        <w:rPr>
-          <w:i w:val="1"/>
-          <w:iCs w:val="1"/>
-          <w:rtl w:val="0"/>
-        </w:rPr>
-        <w:t xml:space="preserve">Elementary</w:t>
+          <w:i/>
+          <w:iCs/>
+        </w:rPr>
+      </w:pPr>
+      <w:r>
+        <w:rPr>
+          <w:i/>
+          <w:iCs/>
+        </w:rPr>
+        <w:t>Elementary</w:t>
       </w:r>
     </w:p>
     <w:sectPr>
-      <w:pgSz w:h="15840" w:w="12240" w:orient="portrait"/>
-      <w:pgMar w:bottom="720" w:top="720" w:left="720" w:right="720" w:header="720" w:footer="720"/>
+      <w:pgSz w:w="12240" w:h="15840"/>
+      <w:pgMar w:top="720" w:right="720" w:bottom="720" w:left="720" w:header="720" w:footer="720" w:gutter="0"/>
       <w:pgNumType w:start="1"/>
+      <w:cols w:space="720"/>
     </w:sectPr>
   </w:body>
 </w:document>
 </file>
 
 <file path=word/numbering.xml><?xml version="1.0" encoding="utf-8"?>
-<w:numbering xmlns:mc="http://schemas.openxmlformats.org/markup-compatibility/2006" xmlns:o="urn:schemas-microsoft-com:office:office" xmlns:r="http://schemas.openxmlformats.org/officeDocument/2006/relationships" xmlns:m="http://schemas.openxmlformats.org/officeDocument/2006/math" xmlns:v="urn:schemas-microsoft-com:vml" xmlns:wp="http://schemas.openxmlformats.org/drawingml/2006/wordprocessingDrawing" xmlns:w10="urn:schemas-microsoft-com:office:word" xmlns:w="http://schemas.openxmlformats.org/wordprocessingml/2006/main" xmlns:wne="http://schemas.microsoft.com/office/word/2006/wordml" xmlns:sl="http://schemas.openxmlformats.org/schemaLibrary/2006/main" xmlns:a="http://schemas.openxmlformats.org/drawingml/2006/main" xmlns:pic="http://schemas.openxmlformats.org/drawingml/2006/picture" xmlns:c="http://schemas.openxmlformats.org/drawingml/2006/chart" xmlns:lc="http://schemas.openxmlformats.org/drawingml/2006/lockedCanvas" xmlns:dgm="http://schemas.openxmlformats.org/drawingml/2006/diagram" xmlns:wps="http://schemas.microsoft.com/office/word/2010/wordprocessingShape" xmlns:wpg="http://schemas.microsoft.com/office/word/2010/wordprocessingGroup" xmlns:w14="http://schemas.microsoft.com/office/word/2010/wordml" xmlns:w15="http://schemas.microsoft.com/office/word/2012/wordml" xmlns:w16="http://schemas.microsoft.com/office/word/2018/wordml" xmlns:w16cex="http://schemas.microsoft.com/office/word/2018/wordml/cex" xmlns:w16cid="http://schemas.microsoft.com/office/word/2016/wordml/cid" xmlns="http://schemas.microsoft.com/office/tasks/2019/documenttasks" xmlns:cr="http://schemas.microsoft.com/office/comments/2020/reactions">
-  <w:abstractNum w:abstractNumId="1">
+<w:numbering xmlns:wpc="http://schemas.microsoft.com/office/word/2010/wordprocessingCanvas" xmlns:cx="http://schemas.microsoft.com/office/drawing/2014/chartex" xmlns:cx1="http://schemas.microsoft.com/office/drawing/2015/9/8/chartex" xmlns:cx2="http://schemas.microsoft.com/office/drawing/2015/10/21/chartex" xmlns:cx3="http://schemas.microsoft.com/office/drawing/2016/5/9/chartex" xmlns:cx4="http://schemas.microsoft.com/office/drawing/2016/5/10/chartex" xmlns:cx5="http://schemas.microsoft.com/office/drawing/2016/5/11/chartex" xmlns:cx6="http://schemas.microsoft.com/office/drawing/2016/5/12/chartex" xmlns:cx7="http://schemas.microsoft.com/office/drawing/2016/5/13/chartex" xmlns:cx8="http://schemas.microsoft.com/office/drawing/2016/5/14/chartex" xmlns:mc="http://schemas.openxmlformats.org/markup-compatibility/2006" xmlns:aink="http://schemas.microsoft.com/office/drawing/2016/ink" xmlns:am3d="http://schemas.microsoft.com/office/drawing/2017/model3d" xmlns:o="urn:schemas-microsoft-com:office:office" xmlns:oel="http://schemas.microsoft.com/office/2019/extlst" xmlns:r="http://schemas.openxmlformats.org/officeDocument/2006/relationships" xmlns:m="http://schemas.openxmlformats.org/officeDocument/2006/math" xmlns:v="urn:schemas-microsoft-com:vml" xmlns:wp14="http://schemas.microsoft.com/office/word/2010/wordprocessingDrawing" xmlns:wp="http://schemas.openxmlformats.org/drawingml/2006/wordprocessingDrawing" xmlns:w10="urn:schemas-microsoft-com:office:word" xmlns:w="http://schemas.openxmlformats.org/wordprocessingml/2006/main" xmlns:w14="http://schemas.microsoft.com/office/word/2010/wordml" xmlns:w15="http://schemas.microsoft.com/office/word/2012/wordml" xmlns:w16cex="http://schemas.microsoft.com/office/word/2018/wordml/cex" xmlns:w16cid="http://schemas.microsoft.com/office/word/2016/wordml/cid" xmlns:w16="http://schemas.microsoft.com/office/word/2018/wordml" xmlns:w16du="http://schemas.microsoft.com/office/word/2023/wordml/word16du" xmlns:w16sdtdh="http://schemas.microsoft.com/office/word/2020/wordml/sdtdatahash" xmlns:w16sdtfl="http://schemas.microsoft.com/office/word/2024/wordml/sdtformatlock" xmlns:w16se="http://schemas.microsoft.com/office/word/2015/wordml/symex" xmlns:wpg="http://schemas.microsoft.com/office/word/2010/wordprocessingGroup" xmlns:wpi="http://schemas.microsoft.com/office/word/2010/wordprocessingInk" xmlns:wne="http://schemas.microsoft.com/office/word/2006/wordml" xmlns:wps="http://schemas.microsoft.com/office/word/2010/wordprocessingShape" mc:Ignorable="w14 w15 w16se w16cid w16 w16cex w16sdtdh w16sdtfl w16du wp14">
+  <w:abstractNum w:abstractNumId="0" w15:restartNumberingAfterBreak="0">
+    <w:nsid w:val="40425EE3"/>
+    <w:multiLevelType w:val="hybridMultilevel"/>
+    <w:tmpl w:val="E39ECFA8"/>
+    <w:lvl w:ilvl="0" w:tplc="04090001">
+      <w:start w:val="1"/>
+      <w:numFmt w:val="bullet"/>
+      <w:lvlText w:val=""/>
+      <w:lvlJc w:val="left"/>
+      <w:pPr>
+        <w:ind w:left="720" w:hanging="360"/>
+      </w:pPr>
+      <w:rPr>
+        <w:rFonts w:ascii="Symbol" w:hAnsi="Symbol" w:hint="default"/>
+      </w:rPr>
+    </w:lvl>
+    <w:lvl w:ilvl="1" w:tplc="04090003" w:tentative="1">
+      <w:start w:val="1"/>
+      <w:numFmt w:val="bullet"/>
+      <w:lvlText w:val="o"/>
+      <w:lvlJc w:val="left"/>
+      <w:pPr>
+        <w:ind w:left="1440" w:hanging="360"/>
+      </w:pPr>
+      <w:rPr>
+        <w:rFonts w:ascii="Courier New" w:hAnsi="Courier New" w:cs="Courier New" w:hint="default"/>
+      </w:rPr>
+    </w:lvl>
+    <w:lvl w:ilvl="2" w:tplc="04090005" w:tentative="1">
+      <w:start w:val="1"/>
+      <w:numFmt w:val="bullet"/>
+      <w:lvlText w:val=""/>
+      <w:lvlJc w:val="left"/>
+      <w:pPr>
+        <w:ind w:left="2160" w:hanging="360"/>
+      </w:pPr>
+      <w:rPr>
+        <w:rFonts w:ascii="Wingdings" w:hAnsi="Wingdings" w:hint="default"/>
+      </w:rPr>
+    </w:lvl>
+    <w:lvl w:ilvl="3" w:tplc="04090001" w:tentative="1">
+      <w:start w:val="1"/>
+      <w:numFmt w:val="bullet"/>
+      <w:lvlText w:val=""/>
+      <w:lvlJc w:val="left"/>
+      <w:pPr>
+        <w:ind w:left="2880" w:hanging="360"/>
+      </w:pPr>
+      <w:rPr>
+        <w:rFonts w:ascii="Symbol" w:hAnsi="Symbol" w:hint="default"/>
+      </w:rPr>
+    </w:lvl>
+    <w:lvl w:ilvl="4" w:tplc="04090003" w:tentative="1">
+      <w:start w:val="1"/>
+      <w:numFmt w:val="bullet"/>
+      <w:lvlText w:val="o"/>
+      <w:lvlJc w:val="left"/>
+      <w:pPr>
+        <w:ind w:left="3600" w:hanging="360"/>
+      </w:pPr>
+      <w:rPr>
+        <w:rFonts w:ascii="Courier New" w:hAnsi="Courier New" w:cs="Courier New" w:hint="default"/>
+      </w:rPr>
+    </w:lvl>
+    <w:lvl w:ilvl="5" w:tplc="04090005" w:tentative="1">
+      <w:start w:val="1"/>
+      <w:numFmt w:val="bullet"/>
+      <w:lvlText w:val=""/>
+      <w:lvlJc w:val="left"/>
+      <w:pPr>
+        <w:ind w:left="4320" w:hanging="360"/>
+      </w:pPr>
+      <w:rPr>
+        <w:rFonts w:ascii="Wingdings" w:hAnsi="Wingdings" w:hint="default"/>
+      </w:rPr>
+    </w:lvl>
+    <w:lvl w:ilvl="6" w:tplc="04090001" w:tentative="1">
+      <w:start w:val="1"/>
+      <w:numFmt w:val="bullet"/>
+      <w:lvlText w:val=""/>
+      <w:lvlJc w:val="left"/>
+      <w:pPr>
+        <w:ind w:left="5040" w:hanging="360"/>
+      </w:pPr>
+      <w:rPr>
+        <w:rFonts w:ascii="Symbol" w:hAnsi="Symbol" w:hint="default"/>
+      </w:rPr>
+    </w:lvl>
+    <w:lvl w:ilvl="7" w:tplc="04090003" w:tentative="1">
+      <w:start w:val="1"/>
+      <w:numFmt w:val="bullet"/>
+      <w:lvlText w:val="o"/>
+      <w:lvlJc w:val="left"/>
+      <w:pPr>
+        <w:ind w:left="5760" w:hanging="360"/>
+      </w:pPr>
+      <w:rPr>
+        <w:rFonts w:ascii="Courier New" w:hAnsi="Courier New" w:cs="Courier New" w:hint="default"/>
+      </w:rPr>
+    </w:lvl>
+    <w:lvl w:ilvl="8" w:tplc="04090005" w:tentative="1">
+      <w:start w:val="1"/>
+      <w:numFmt w:val="bullet"/>
+      <w:lvlText w:val=""/>
+      <w:lvlJc w:val="left"/>
+      <w:pPr>
+        <w:ind w:left="6480" w:hanging="360"/>
+      </w:pPr>
+      <w:rPr>
+        <w:rFonts w:ascii="Wingdings" w:hAnsi="Wingdings" w:hint="default"/>
+      </w:rPr>
+    </w:lvl>
+  </w:abstractNum>
+  <w:abstractNum w:abstractNumId="1" w15:restartNumberingAfterBreak="0">
+    <w:nsid w:val="4B00142E"/>
+    <w:multiLevelType w:val="multilevel"/>
+    <w:tmpl w:val="4864B9F8"/>
     <w:lvl w:ilvl="0">
       <w:start w:val="1"/>
       <w:numFmt w:val="bullet"/>
@@ -2133,7 +2234,7 @@
         <w:ind w:left="720" w:hanging="360"/>
       </w:pPr>
       <w:rPr>
-        <w:rFonts w:ascii="Noto Sans Symbols" w:cs="Noto Sans Symbols" w:eastAsia="Noto Sans Symbols" w:hAnsi="Noto Sans Symbols"/>
+        <w:rFonts w:ascii="Noto Sans Symbols" w:eastAsia="Noto Sans Symbols" w:hAnsi="Noto Sans Symbols" w:cs="Noto Sans Symbols"/>
         <w:sz w:val="20"/>
         <w:szCs w:val="20"/>
       </w:rPr>
@@ -2147,7 +2248,7 @@
         <w:ind w:left="1440" w:hanging="360"/>
       </w:pPr>
       <w:rPr>
-        <w:rFonts w:ascii="Courier New" w:cs="Courier New" w:eastAsia="Courier New" w:hAnsi="Courier New"/>
+        <w:rFonts w:ascii="Courier New" w:eastAsia="Courier New" w:hAnsi="Courier New" w:cs="Courier New"/>
         <w:sz w:val="20"/>
         <w:szCs w:val="20"/>
       </w:rPr>
@@ -2161,7 +2262,7 @@
         <w:ind w:left="2160" w:hanging="360"/>
       </w:pPr>
       <w:rPr>
-        <w:rFonts w:ascii="Noto Sans Symbols" w:cs="Noto Sans Symbols" w:eastAsia="Noto Sans Symbols" w:hAnsi="Noto Sans Symbols"/>
+        <w:rFonts w:ascii="Noto Sans Symbols" w:eastAsia="Noto Sans Symbols" w:hAnsi="Noto Sans Symbols" w:cs="Noto Sans Symbols"/>
         <w:sz w:val="20"/>
         <w:szCs w:val="20"/>
       </w:rPr>
@@ -2175,7 +2276,7 @@
         <w:ind w:left="2880" w:hanging="360"/>
       </w:pPr>
       <w:rPr>
-        <w:rFonts w:ascii="Noto Sans Symbols" w:cs="Noto Sans Symbols" w:eastAsia="Noto Sans Symbols" w:hAnsi="Noto Sans Symbols"/>
+        <w:rFonts w:ascii="Noto Sans Symbols" w:eastAsia="Noto Sans Symbols" w:hAnsi="Noto Sans Symbols" w:cs="Noto Sans Symbols"/>
         <w:sz w:val="20"/>
         <w:szCs w:val="20"/>
       </w:rPr>
@@ -2189,7 +2290,7 @@
         <w:ind w:left="3600" w:hanging="360"/>
       </w:pPr>
       <w:rPr>
-        <w:rFonts w:ascii="Noto Sans Symbols" w:cs="Noto Sans Symbols" w:eastAsia="Noto Sans Symbols" w:hAnsi="Noto Sans Symbols"/>
+        <w:rFonts w:ascii="Noto Sans Symbols" w:eastAsia="Noto Sans Symbols" w:hAnsi="Noto Sans Symbols" w:cs="Noto Sans Symbols"/>
         <w:sz w:val="20"/>
         <w:szCs w:val="20"/>
       </w:rPr>
@@ -2203,7 +2304,7 @@
         <w:ind w:left="4320" w:hanging="360"/>
       </w:pPr>
       <w:rPr>
-        <w:rFonts w:ascii="Noto Sans Symbols" w:cs="Noto Sans Symbols" w:eastAsia="Noto Sans Symbols" w:hAnsi="Noto Sans Symbols"/>
+        <w:rFonts w:ascii="Noto Sans Symbols" w:eastAsia="Noto Sans Symbols" w:hAnsi="Noto Sans Symbols" w:cs="Noto Sans Symbols"/>
         <w:sz w:val="20"/>
         <w:szCs w:val="20"/>
       </w:rPr>
@@ -2217,7 +2318,7 @@
         <w:ind w:left="5040" w:hanging="360"/>
       </w:pPr>
       <w:rPr>
-        <w:rFonts w:ascii="Noto Sans Symbols" w:cs="Noto Sans Symbols" w:eastAsia="Noto Sans Symbols" w:hAnsi="Noto Sans Symbols"/>
+        <w:rFonts w:ascii="Noto Sans Symbols" w:eastAsia="Noto Sans Symbols" w:hAnsi="Noto Sans Symbols" w:cs="Noto Sans Symbols"/>
         <w:sz w:val="20"/>
         <w:szCs w:val="20"/>
       </w:rPr>
@@ -2231,7 +2332,7 @@
         <w:ind w:left="5760" w:hanging="360"/>
       </w:pPr>
       <w:rPr>
-        <w:rFonts w:ascii="Noto Sans Symbols" w:cs="Noto Sans Symbols" w:eastAsia="Noto Sans Symbols" w:hAnsi="Noto Sans Symbols"/>
+        <w:rFonts w:ascii="Noto Sans Symbols" w:eastAsia="Noto Sans Symbols" w:hAnsi="Noto Sans Symbols" w:cs="Noto Sans Symbols"/>
         <w:sz w:val="20"/>
         <w:szCs w:val="20"/>
       </w:rPr>
@@ -2245,13 +2346,16 @@
         <w:ind w:left="6480" w:hanging="360"/>
       </w:pPr>
       <w:rPr>
-        <w:rFonts w:ascii="Noto Sans Symbols" w:cs="Noto Sans Symbols" w:eastAsia="Noto Sans Symbols" w:hAnsi="Noto Sans Symbols"/>
+        <w:rFonts w:ascii="Noto Sans Symbols" w:eastAsia="Noto Sans Symbols" w:hAnsi="Noto Sans Symbols" w:cs="Noto Sans Symbols"/>
         <w:sz w:val="20"/>
         <w:szCs w:val="20"/>
       </w:rPr>
     </w:lvl>
   </w:abstractNum>
-  <w:abstractNum w:abstractNumId="2">
+  <w:abstractNum w:abstractNumId="2" w15:restartNumberingAfterBreak="0">
+    <w:nsid w:val="5B8B21C2"/>
+    <w:multiLevelType w:val="multilevel"/>
+    <w:tmpl w:val="9488D36A"/>
     <w:lvl w:ilvl="0">
       <w:start w:val="1"/>
       <w:numFmt w:val="bullet"/>
@@ -2261,7 +2365,7 @@
         <w:ind w:left="720" w:hanging="360"/>
       </w:pPr>
       <w:rPr>
-        <w:rFonts w:ascii="Noto Sans Symbols" w:cs="Noto Sans Symbols" w:eastAsia="Noto Sans Symbols" w:hAnsi="Noto Sans Symbols"/>
+        <w:rFonts w:ascii="Noto Sans Symbols" w:eastAsia="Noto Sans Symbols" w:hAnsi="Noto Sans Symbols" w:cs="Noto Sans Symbols"/>
         <w:sz w:val="20"/>
         <w:szCs w:val="20"/>
       </w:rPr>
@@ -2275,7 +2379,7 @@
         <w:ind w:left="1440" w:hanging="360"/>
       </w:pPr>
       <w:rPr>
-        <w:rFonts w:ascii="Courier New" w:cs="Courier New" w:eastAsia="Courier New" w:hAnsi="Courier New"/>
+        <w:rFonts w:ascii="Courier New" w:eastAsia="Courier New" w:hAnsi="Courier New" w:cs="Courier New"/>
         <w:sz w:val="20"/>
         <w:szCs w:val="20"/>
       </w:rPr>
@@ -2289,7 +2393,7 @@
         <w:ind w:left="2160" w:hanging="360"/>
       </w:pPr>
       <w:rPr>
-        <w:rFonts w:ascii="Noto Sans Symbols" w:cs="Noto Sans Symbols" w:eastAsia="Noto Sans Symbols" w:hAnsi="Noto Sans Symbols"/>
+        <w:rFonts w:ascii="Noto Sans Symbols" w:eastAsia="Noto Sans Symbols" w:hAnsi="Noto Sans Symbols" w:cs="Noto Sans Symbols"/>
         <w:sz w:val="20"/>
         <w:szCs w:val="20"/>
       </w:rPr>
@@ -2303,7 +2407,7 @@
         <w:ind w:left="2880" w:hanging="360"/>
       </w:pPr>
       <w:rPr>
-        <w:rFonts w:ascii="Noto Sans Symbols" w:cs="Noto Sans Symbols" w:eastAsia="Noto Sans Symbols" w:hAnsi="Noto Sans Symbols"/>
+        <w:rFonts w:ascii="Noto Sans Symbols" w:eastAsia="Noto Sans Symbols" w:hAnsi="Noto Sans Symbols" w:cs="Noto Sans Symbols"/>
         <w:sz w:val="20"/>
         <w:szCs w:val="20"/>
       </w:rPr>
@@ -2317,7 +2421,7 @@
         <w:ind w:left="3600" w:hanging="360"/>
       </w:pPr>
       <w:rPr>
-        <w:rFonts w:ascii="Noto Sans Symbols" w:cs="Noto Sans Symbols" w:eastAsia="Noto Sans Symbols" w:hAnsi="Noto Sans Symbols"/>
+        <w:rFonts w:ascii="Noto Sans Symbols" w:eastAsia="Noto Sans Symbols" w:hAnsi="Noto Sans Symbols" w:cs="Noto Sans Symbols"/>
         <w:sz w:val="20"/>
         <w:szCs w:val="20"/>
       </w:rPr>
@@ -2331,7 +2435,7 @@
         <w:ind w:left="4320" w:hanging="360"/>
       </w:pPr>
       <w:rPr>
-        <w:rFonts w:ascii="Noto Sans Symbols" w:cs="Noto Sans Symbols" w:eastAsia="Noto Sans Symbols" w:hAnsi="Noto Sans Symbols"/>
+        <w:rFonts w:ascii="Noto Sans Symbols" w:eastAsia="Noto Sans Symbols" w:hAnsi="Noto Sans Symbols" w:cs="Noto Sans Symbols"/>
         <w:sz w:val="20"/>
         <w:szCs w:val="20"/>
       </w:rPr>
@@ -2345,7 +2449,7 @@
         <w:ind w:left="5040" w:hanging="360"/>
       </w:pPr>
       <w:rPr>
-        <w:rFonts w:ascii="Noto Sans Symbols" w:cs="Noto Sans Symbols" w:eastAsia="Noto Sans Symbols" w:hAnsi="Noto Sans Symbols"/>
+        <w:rFonts w:ascii="Noto Sans Symbols" w:eastAsia="Noto Sans Symbols" w:hAnsi="Noto Sans Symbols" w:cs="Noto Sans Symbols"/>
         <w:sz w:val="20"/>
         <w:szCs w:val="20"/>
       </w:rPr>
@@ -2359,7 +2463,7 @@
         <w:ind w:left="5760" w:hanging="360"/>
       </w:pPr>
       <w:rPr>
-        <w:rFonts w:ascii="Noto Sans Symbols" w:cs="Noto Sans Symbols" w:eastAsia="Noto Sans Symbols" w:hAnsi="Noto Sans Symbols"/>
+        <w:rFonts w:ascii="Noto Sans Symbols" w:eastAsia="Noto Sans Symbols" w:hAnsi="Noto Sans Symbols" w:cs="Noto Sans Symbols"/>
         <w:sz w:val="20"/>
         <w:szCs w:val="20"/>
       </w:rPr>
@@ -2373,13 +2477,16 @@
         <w:ind w:left="6480" w:hanging="360"/>
       </w:pPr>
       <w:rPr>
-        <w:rFonts w:ascii="Noto Sans Symbols" w:cs="Noto Sans Symbols" w:eastAsia="Noto Sans Symbols" w:hAnsi="Noto Sans Symbols"/>
+        <w:rFonts w:ascii="Noto Sans Symbols" w:eastAsia="Noto Sans Symbols" w:hAnsi="Noto Sans Symbols" w:cs="Noto Sans Symbols"/>
         <w:sz w:val="20"/>
         <w:szCs w:val="20"/>
       </w:rPr>
     </w:lvl>
   </w:abstractNum>
-  <w:abstractNum w:abstractNumId="3">
+  <w:abstractNum w:abstractNumId="3" w15:restartNumberingAfterBreak="0">
+    <w:nsid w:val="7B7E5880"/>
+    <w:multiLevelType w:val="multilevel"/>
+    <w:tmpl w:val="F2E4C8BA"/>
     <w:lvl w:ilvl="0">
       <w:start w:val="1"/>
       <w:numFmt w:val="bullet"/>
@@ -2389,7 +2496,7 @@
         <w:ind w:left="720" w:hanging="360"/>
       </w:pPr>
       <w:rPr>
-        <w:rFonts w:ascii="Noto Sans Symbols" w:cs="Noto Sans Symbols" w:eastAsia="Noto Sans Symbols" w:hAnsi="Noto Sans Symbols"/>
+        <w:rFonts w:ascii="Noto Sans Symbols" w:eastAsia="Noto Sans Symbols" w:hAnsi="Noto Sans Symbols" w:cs="Noto Sans Symbols"/>
         <w:sz w:val="20"/>
         <w:szCs w:val="20"/>
       </w:rPr>
@@ -2403,7 +2510,7 @@
         <w:ind w:left="1440" w:hanging="360"/>
       </w:pPr>
       <w:rPr>
-        <w:rFonts w:ascii="Courier New" w:cs="Courier New" w:eastAsia="Courier New" w:hAnsi="Courier New"/>
+        <w:rFonts w:ascii="Courier New" w:eastAsia="Courier New" w:hAnsi="Courier New" w:cs="Courier New"/>
         <w:sz w:val="20"/>
         <w:szCs w:val="20"/>
       </w:rPr>
@@ -2417,7 +2524,7 @@
         <w:ind w:left="2160" w:hanging="360"/>
       </w:pPr>
       <w:rPr>
-        <w:rFonts w:ascii="Noto Sans Symbols" w:cs="Noto Sans Symbols" w:eastAsia="Noto Sans Symbols" w:hAnsi="Noto Sans Symbols"/>
+        <w:rFonts w:ascii="Noto Sans Symbols" w:eastAsia="Noto Sans Symbols" w:hAnsi="Noto Sans Symbols" w:cs="Noto Sans Symbols"/>
         <w:sz w:val="20"/>
         <w:szCs w:val="20"/>
       </w:rPr>
@@ -2431,7 +2538,7 @@
         <w:ind w:left="2880" w:hanging="360"/>
       </w:pPr>
       <w:rPr>
-        <w:rFonts w:ascii="Noto Sans Symbols" w:cs="Noto Sans Symbols" w:eastAsia="Noto Sans Symbols" w:hAnsi="Noto Sans Symbols"/>
+        <w:rFonts w:ascii="Noto Sans Symbols" w:eastAsia="Noto Sans Symbols" w:hAnsi="Noto Sans Symbols" w:cs="Noto Sans Symbols"/>
         <w:sz w:val="20"/>
         <w:szCs w:val="20"/>
       </w:rPr>
@@ -2445,7 +2552,7 @@
         <w:ind w:left="3600" w:hanging="360"/>
       </w:pPr>
       <w:rPr>
-        <w:rFonts w:ascii="Noto Sans Symbols" w:cs="Noto Sans Symbols" w:eastAsia="Noto Sans Symbols" w:hAnsi="Noto Sans Symbols"/>
+        <w:rFonts w:ascii="Noto Sans Symbols" w:eastAsia="Noto Sans Symbols" w:hAnsi="Noto Sans Symbols" w:cs="Noto Sans Symbols"/>
         <w:sz w:val="20"/>
         <w:szCs w:val="20"/>
       </w:rPr>
@@ -2459,7 +2566,7 @@
         <w:ind w:left="4320" w:hanging="360"/>
       </w:pPr>
       <w:rPr>
-        <w:rFonts w:ascii="Noto Sans Symbols" w:cs="Noto Sans Symbols" w:eastAsia="Noto Sans Symbols" w:hAnsi="Noto Sans Symbols"/>
+        <w:rFonts w:ascii="Noto Sans Symbols" w:eastAsia="Noto Sans Symbols" w:hAnsi="Noto Sans Symbols" w:cs="Noto Sans Symbols"/>
         <w:sz w:val="20"/>
         <w:szCs w:val="20"/>
       </w:rPr>
@@ -2473,7 +2580,7 @@
         <w:ind w:left="5040" w:hanging="360"/>
       </w:pPr>
       <w:rPr>
-        <w:rFonts w:ascii="Noto Sans Symbols" w:cs="Noto Sans Symbols" w:eastAsia="Noto Sans Symbols" w:hAnsi="Noto Sans Symbols"/>
+        <w:rFonts w:ascii="Noto Sans Symbols" w:eastAsia="Noto Sans Symbols" w:hAnsi="Noto Sans Symbols" w:cs="Noto Sans Symbols"/>
         <w:sz w:val="20"/>
         <w:szCs w:val="20"/>
       </w:rPr>
@@ -2487,7 +2594,7 @@
         <w:ind w:left="5760" w:hanging="360"/>
       </w:pPr>
       <w:rPr>
-        <w:rFonts w:ascii="Noto Sans Symbols" w:cs="Noto Sans Symbols" w:eastAsia="Noto Sans Symbols" w:hAnsi="Noto Sans Symbols"/>
+        <w:rFonts w:ascii="Noto Sans Symbols" w:eastAsia="Noto Sans Symbols" w:hAnsi="Noto Sans Symbols" w:cs="Noto Sans Symbols"/>
         <w:sz w:val="20"/>
         <w:szCs w:val="20"/>
       </w:rPr>
@@ -2501,67 +2608,440 @@
         <w:ind w:left="6480" w:hanging="360"/>
       </w:pPr>
       <w:rPr>
-        <w:rFonts w:ascii="Noto Sans Symbols" w:cs="Noto Sans Symbols" w:eastAsia="Noto Sans Symbols" w:hAnsi="Noto Sans Symbols"/>
+        <w:rFonts w:ascii="Noto Sans Symbols" w:eastAsia="Noto Sans Symbols" w:hAnsi="Noto Sans Symbols" w:cs="Noto Sans Symbols"/>
         <w:sz w:val="20"/>
         <w:szCs w:val="20"/>
       </w:rPr>
     </w:lvl>
   </w:abstractNum>
-  <w:num w:numId="1">
+  <w:num w:numId="1" w16cid:durableId="1640572336">
     <w:abstractNumId w:val="1"/>
   </w:num>
-  <w:num w:numId="2">
+  <w:num w:numId="2" w16cid:durableId="845558677">
     <w:abstractNumId w:val="2"/>
   </w:num>
-  <w:num w:numId="3">
+  <w:num w:numId="3" w16cid:durableId="206571132">
     <w:abstractNumId w:val="3"/>
+  </w:num>
+  <w:num w:numId="4" w16cid:durableId="191580115">
+    <w:abstractNumId w:val="0"/>
   </w:num>
 </w:numbering>
 </file>
 
 <file path=word/styles.xml><?xml version="1.0" encoding="utf-8"?>
-<w:styles xmlns:mc="http://schemas.openxmlformats.org/markup-compatibility/2006" xmlns:o="urn:schemas-microsoft-com:office:office" xmlns:r="http://schemas.openxmlformats.org/officeDocument/2006/relationships" xmlns:m="http://schemas.openxmlformats.org/officeDocument/2006/math" xmlns:v="urn:schemas-microsoft-com:vml" xmlns:wp="http://schemas.openxmlformats.org/drawingml/2006/wordprocessingDrawing" xmlns:w10="urn:schemas-microsoft-com:office:word" xmlns:w="http://schemas.openxmlformats.org/wordprocessingml/2006/main" xmlns:wne="http://schemas.microsoft.com/office/word/2006/wordml" xmlns:sl="http://schemas.openxmlformats.org/schemaLibrary/2006/main" xmlns:a="http://schemas.openxmlformats.org/drawingml/2006/main" xmlns:pic="http://schemas.openxmlformats.org/drawingml/2006/picture" xmlns:c="http://schemas.openxmlformats.org/drawingml/2006/chart" xmlns:lc="http://schemas.openxmlformats.org/drawingml/2006/lockedCanvas" xmlns:dgm="http://schemas.openxmlformats.org/drawingml/2006/diagram" xmlns:wps="http://schemas.microsoft.com/office/word/2010/wordprocessingShape" xmlns:wpg="http://schemas.microsoft.com/office/word/2010/wordprocessingGroup" xmlns:w14="http://schemas.microsoft.com/office/word/2010/wordml" xmlns:w15="http://schemas.microsoft.com/office/word/2012/wordml" xmlns:w16="http://schemas.microsoft.com/office/word/2018/wordml" xmlns:w16cex="http://schemas.microsoft.com/office/word/2018/wordml/cex" xmlns:w16cid="http://schemas.microsoft.com/office/word/2016/wordml/cid" xmlns="http://schemas.microsoft.com/office/tasks/2019/documenttasks" xmlns:cr="http://schemas.microsoft.com/office/comments/2020/reactions">
+<w:styles xmlns:mc="http://schemas.openxmlformats.org/markup-compatibility/2006" xmlns:r="http://schemas.openxmlformats.org/officeDocument/2006/relationships" xmlns:w="http://schemas.openxmlformats.org/wordprocessingml/2006/main" xmlns:w14="http://schemas.microsoft.com/office/word/2010/wordml" xmlns:w15="http://schemas.microsoft.com/office/word/2012/wordml" xmlns:w16cex="http://schemas.microsoft.com/office/word/2018/wordml/cex" xmlns:w16cid="http://schemas.microsoft.com/office/word/2016/wordml/cid" xmlns:w16="http://schemas.microsoft.com/office/word/2018/wordml" xmlns:w16du="http://schemas.microsoft.com/office/word/2023/wordml/word16du" xmlns:w16sdtdh="http://schemas.microsoft.com/office/word/2020/wordml/sdtdatahash" xmlns:w16sdtfl="http://schemas.microsoft.com/office/word/2024/wordml/sdtformatlock" xmlns:w16se="http://schemas.microsoft.com/office/word/2015/wordml/symex" mc:Ignorable="w14 w15 w16se w16cid w16 w16cex w16sdtdh w16sdtfl w16du">
   <w:docDefaults>
     <w:rPrDefault>
       <w:rPr>
-        <w:rFonts w:ascii="Calibri" w:cs="Calibri" w:eastAsia="Calibri" w:hAnsi="Calibri"/>
+        <w:rFonts w:ascii="Calibri" w:eastAsia="Calibri" w:hAnsi="Calibri" w:cs="Calibri"/>
         <w:sz w:val="24"/>
         <w:szCs w:val="24"/>
-        <w:lang w:val="en"/>
+        <w:lang w:val="en" w:eastAsia="en-US" w:bidi="ar-SA"/>
       </w:rPr>
     </w:rPrDefault>
     <w:pPrDefault>
       <w:pPr>
-        <w:spacing w:after="160" w:line="278.00000000000006" w:lineRule="auto"/>
+        <w:spacing w:after="160" w:line="278" w:lineRule="auto"/>
       </w:pPr>
     </w:pPrDefault>
   </w:docDefaults>
-  <w:style w:type="table" w:styleId="TableNormal" w:default="1">
-    <w:name w:val="TableNormal"/>
-    <w:tblPr>
-      <w:tblCellMar>
-        <w:top w:w="100.0" w:type="dxa"/>
-        <w:left w:w="100.0" w:type="dxa"/>
-        <w:bottom w:w="100.0" w:type="dxa"/>
-        <w:right w:w="100.0" w:type="dxa"/>
-      </w:tblCellMar>
-    </w:tblPr>
-  </w:style>
-  <w:style w:type="paragraph" w:styleId="Normal" w:default="1">
-    <w:name w:val="normal"/>
+  <w:latentStyles w:defLockedState="0" w:defUIPriority="99" w:defSemiHidden="0" w:defUnhideWhenUsed="0" w:defQFormat="0" w:count="376">
+    <w:lsdException w:name="Normal" w:uiPriority="0" w:qFormat="1"/>
+    <w:lsdException w:name="heading 1" w:uiPriority="9" w:qFormat="1"/>
+    <w:lsdException w:name="heading 2" w:semiHidden="1" w:uiPriority="9" w:unhideWhenUsed="1" w:qFormat="1"/>
+    <w:lsdException w:name="heading 3" w:semiHidden="1" w:uiPriority="9" w:unhideWhenUsed="1" w:qFormat="1"/>
+    <w:lsdException w:name="heading 4" w:semiHidden="1" w:uiPriority="9" w:unhideWhenUsed="1" w:qFormat="1"/>
+    <w:lsdException w:name="heading 5" w:semiHidden="1" w:uiPriority="9" w:unhideWhenUsed="1" w:qFormat="1"/>
+    <w:lsdException w:name="heading 6" w:semiHidden="1" w:uiPriority="9" w:unhideWhenUsed="1" w:qFormat="1"/>
+    <w:lsdException w:name="heading 7" w:semiHidden="1" w:uiPriority="9" w:unhideWhenUsed="1" w:qFormat="1"/>
+    <w:lsdException w:name="heading 8" w:semiHidden="1" w:uiPriority="9" w:unhideWhenUsed="1" w:qFormat="1"/>
+    <w:lsdException w:name="heading 9" w:semiHidden="1" w:uiPriority="9" w:unhideWhenUsed="1" w:qFormat="1"/>
+    <w:lsdException w:name="index 1" w:semiHidden="1" w:unhideWhenUsed="1"/>
+    <w:lsdException w:name="index 2" w:semiHidden="1" w:unhideWhenUsed="1"/>
+    <w:lsdException w:name="index 3" w:semiHidden="1" w:unhideWhenUsed="1"/>
+    <w:lsdException w:name="index 4" w:semiHidden="1" w:unhideWhenUsed="1"/>
+    <w:lsdException w:name="index 5" w:semiHidden="1" w:unhideWhenUsed="1"/>
+    <w:lsdException w:name="index 6" w:semiHidden="1" w:unhideWhenUsed="1"/>
+    <w:lsdException w:name="index 7" w:semiHidden="1" w:unhideWhenUsed="1"/>
+    <w:lsdException w:name="index 8" w:semiHidden="1" w:unhideWhenUsed="1"/>
+    <w:lsdException w:name="index 9" w:semiHidden="1" w:unhideWhenUsed="1"/>
+    <w:lsdException w:name="toc 1" w:semiHidden="1" w:uiPriority="39" w:unhideWhenUsed="1"/>
+    <w:lsdException w:name="toc 2" w:semiHidden="1" w:uiPriority="39" w:unhideWhenUsed="1"/>
+    <w:lsdException w:name="toc 3" w:semiHidden="1" w:uiPriority="39" w:unhideWhenUsed="1"/>
+    <w:lsdException w:name="toc 4" w:semiHidden="1" w:uiPriority="39" w:unhideWhenUsed="1"/>
+    <w:lsdException w:name="toc 5" w:semiHidden="1" w:uiPriority="39" w:unhideWhenUsed="1"/>
+    <w:lsdException w:name="toc 6" w:semiHidden="1" w:uiPriority="39" w:unhideWhenUsed="1"/>
+    <w:lsdException w:name="toc 7" w:semiHidden="1" w:uiPriority="39" w:unhideWhenUsed="1"/>
+    <w:lsdException w:name="toc 8" w:semiHidden="1" w:uiPriority="39" w:unhideWhenUsed="1"/>
+    <w:lsdException w:name="toc 9" w:semiHidden="1" w:uiPriority="39" w:unhideWhenUsed="1"/>
+    <w:lsdException w:name="Normal Indent" w:semiHidden="1" w:unhideWhenUsed="1"/>
+    <w:lsdException w:name="footnote text" w:semiHidden="1" w:unhideWhenUsed="1"/>
+    <w:lsdException w:name="annotation text" w:semiHidden="1" w:unhideWhenUsed="1"/>
+    <w:lsdException w:name="header" w:semiHidden="1" w:unhideWhenUsed="1"/>
+    <w:lsdException w:name="footer" w:semiHidden="1" w:unhideWhenUsed="1"/>
+    <w:lsdException w:name="index heading" w:semiHidden="1" w:unhideWhenUsed="1"/>
+    <w:lsdException w:name="caption" w:semiHidden="1" w:uiPriority="35" w:unhideWhenUsed="1" w:qFormat="1"/>
+    <w:lsdException w:name="table of figures" w:semiHidden="1" w:unhideWhenUsed="1"/>
+    <w:lsdException w:name="envelope address" w:semiHidden="1" w:unhideWhenUsed="1"/>
+    <w:lsdException w:name="envelope return" w:semiHidden="1" w:unhideWhenUsed="1"/>
+    <w:lsdException w:name="footnote reference" w:semiHidden="1" w:unhideWhenUsed="1"/>
+    <w:lsdException w:name="annotation reference" w:semiHidden="1" w:unhideWhenUsed="1"/>
+    <w:lsdException w:name="line number" w:semiHidden="1" w:unhideWhenUsed="1"/>
+    <w:lsdException w:name="page number" w:semiHidden="1" w:unhideWhenUsed="1"/>
+    <w:lsdException w:name="endnote reference" w:semiHidden="1" w:unhideWhenUsed="1"/>
+    <w:lsdException w:name="endnote text" w:semiHidden="1" w:unhideWhenUsed="1"/>
+    <w:lsdException w:name="table of authorities" w:semiHidden="1" w:unhideWhenUsed="1"/>
+    <w:lsdException w:name="macro" w:semiHidden="1" w:unhideWhenUsed="1"/>
+    <w:lsdException w:name="toa heading" w:semiHidden="1" w:unhideWhenUsed="1"/>
+    <w:lsdException w:name="List" w:semiHidden="1" w:unhideWhenUsed="1"/>
+    <w:lsdException w:name="List Bullet" w:semiHidden="1" w:unhideWhenUsed="1"/>
+    <w:lsdException w:name="List Number" w:semiHidden="1" w:unhideWhenUsed="1"/>
+    <w:lsdException w:name="List 2" w:semiHidden="1" w:unhideWhenUsed="1"/>
+    <w:lsdException w:name="List 3" w:semiHidden="1" w:unhideWhenUsed="1"/>
+    <w:lsdException w:name="List 4" w:semiHidden="1" w:unhideWhenUsed="1"/>
+    <w:lsdException w:name="List 5" w:semiHidden="1" w:unhideWhenUsed="1"/>
+    <w:lsdException w:name="List Bullet 2" w:semiHidden="1" w:unhideWhenUsed="1"/>
+    <w:lsdException w:name="List Bullet 3" w:semiHidden="1" w:unhideWhenUsed="1"/>
+    <w:lsdException w:name="List Bullet 4" w:semiHidden="1" w:unhideWhenUsed="1"/>
+    <w:lsdException w:name="List Bullet 5" w:semiHidden="1" w:unhideWhenUsed="1"/>
+    <w:lsdException w:name="List Number 2" w:semiHidden="1" w:unhideWhenUsed="1"/>
+    <w:lsdException w:name="List Number 3" w:semiHidden="1" w:unhideWhenUsed="1"/>
+    <w:lsdException w:name="List Number 4" w:semiHidden="1" w:unhideWhenUsed="1"/>
+    <w:lsdException w:name="List Number 5" w:semiHidden="1" w:unhideWhenUsed="1"/>
+    <w:lsdException w:name="Title" w:uiPriority="10" w:qFormat="1"/>
+    <w:lsdException w:name="Closing" w:semiHidden="1" w:unhideWhenUsed="1"/>
+    <w:lsdException w:name="Signature" w:semiHidden="1" w:unhideWhenUsed="1"/>
+    <w:lsdException w:name="Default Paragraph Font" w:semiHidden="1" w:uiPriority="1" w:unhideWhenUsed="1"/>
+    <w:lsdException w:name="Body Text" w:semiHidden="1" w:unhideWhenUsed="1"/>
+    <w:lsdException w:name="Body Text Indent" w:semiHidden="1" w:unhideWhenUsed="1"/>
+    <w:lsdException w:name="List Continue" w:semiHidden="1" w:unhideWhenUsed="1"/>
+    <w:lsdException w:name="List Continue 2" w:semiHidden="1" w:unhideWhenUsed="1"/>
+    <w:lsdException w:name="List Continue 3" w:semiHidden="1" w:unhideWhenUsed="1"/>
+    <w:lsdException w:name="List Continue 4" w:semiHidden="1" w:unhideWhenUsed="1"/>
+    <w:lsdException w:name="List Continue 5" w:semiHidden="1" w:unhideWhenUsed="1"/>
+    <w:lsdException w:name="Message Header" w:semiHidden="1" w:unhideWhenUsed="1"/>
+    <w:lsdException w:name="Subtitle" w:uiPriority="11" w:qFormat="1"/>
+    <w:lsdException w:name="Salutation" w:semiHidden="1" w:unhideWhenUsed="1"/>
+    <w:lsdException w:name="Date" w:semiHidden="1" w:unhideWhenUsed="1"/>
+    <w:lsdException w:name="Body Text First Indent" w:semiHidden="1" w:unhideWhenUsed="1"/>
+    <w:lsdException w:name="Body Text First Indent 2" w:semiHidden="1" w:unhideWhenUsed="1"/>
+    <w:lsdException w:name="Note Heading" w:semiHidden="1" w:unhideWhenUsed="1"/>
+    <w:lsdException w:name="Body Text 2" w:semiHidden="1" w:unhideWhenUsed="1"/>
+    <w:lsdException w:name="Body Text 3" w:semiHidden="1" w:unhideWhenUsed="1"/>
+    <w:lsdException w:name="Body Text Indent 2" w:semiHidden="1" w:unhideWhenUsed="1"/>
+    <w:lsdException w:name="Body Text Indent 3" w:semiHidden="1" w:unhideWhenUsed="1"/>
+    <w:lsdException w:name="Block Text" w:semiHidden="1" w:unhideWhenUsed="1"/>
+    <w:lsdException w:name="Hyperlink" w:semiHidden="1" w:unhideWhenUsed="1"/>
+    <w:lsdException w:name="FollowedHyperlink" w:semiHidden="1" w:unhideWhenUsed="1"/>
+    <w:lsdException w:name="Strong" w:uiPriority="22" w:qFormat="1"/>
+    <w:lsdException w:name="Emphasis" w:uiPriority="20" w:qFormat="1"/>
+    <w:lsdException w:name="Document Map" w:semiHidden="1" w:unhideWhenUsed="1"/>
+    <w:lsdException w:name="Plain Text" w:semiHidden="1" w:unhideWhenUsed="1"/>
+    <w:lsdException w:name="E-mail Signature" w:semiHidden="1" w:unhideWhenUsed="1"/>
+    <w:lsdException w:name="HTML Top of Form" w:semiHidden="1" w:unhideWhenUsed="1"/>
+    <w:lsdException w:name="HTML Bottom of Form" w:semiHidden="1" w:unhideWhenUsed="1"/>
+    <w:lsdException w:name="Normal (Web)" w:semiHidden="1" w:unhideWhenUsed="1"/>
+    <w:lsdException w:name="HTML Acronym" w:semiHidden="1" w:unhideWhenUsed="1"/>
+    <w:lsdException w:name="HTML Address" w:semiHidden="1" w:unhideWhenUsed="1"/>
+    <w:lsdException w:name="HTML Cite" w:semiHidden="1" w:unhideWhenUsed="1"/>
+    <w:lsdException w:name="HTML Code" w:semiHidden="1" w:unhideWhenUsed="1"/>
+    <w:lsdException w:name="HTML Definition" w:semiHidden="1" w:unhideWhenUsed="1"/>
+    <w:lsdException w:name="HTML Keyboard" w:semiHidden="1" w:unhideWhenUsed="1"/>
+    <w:lsdException w:name="HTML Preformatted" w:semiHidden="1" w:unhideWhenUsed="1"/>
+    <w:lsdException w:name="HTML Sample" w:semiHidden="1" w:unhideWhenUsed="1"/>
+    <w:lsdException w:name="HTML Typewriter" w:semiHidden="1" w:unhideWhenUsed="1"/>
+    <w:lsdException w:name="HTML Variable" w:semiHidden="1" w:unhideWhenUsed="1"/>
+    <w:lsdException w:name="Normal Table" w:semiHidden="1" w:unhideWhenUsed="1"/>
+    <w:lsdException w:name="annotation subject" w:semiHidden="1" w:unhideWhenUsed="1"/>
+    <w:lsdException w:name="No List" w:semiHidden="1" w:unhideWhenUsed="1"/>
+    <w:lsdException w:name="Outline List 1" w:semiHidden="1" w:unhideWhenUsed="1"/>
+    <w:lsdException w:name="Outline List 2" w:semiHidden="1" w:unhideWhenUsed="1"/>
+    <w:lsdException w:name="Outline List 3" w:semiHidden="1" w:unhideWhenUsed="1"/>
+    <w:lsdException w:name="Table Simple 1" w:semiHidden="1" w:unhideWhenUsed="1"/>
+    <w:lsdException w:name="Table Simple 2" w:semiHidden="1" w:unhideWhenUsed="1"/>
+    <w:lsdException w:name="Table Simple 3" w:semiHidden="1" w:unhideWhenUsed="1"/>
+    <w:lsdException w:name="Table Classic 1" w:semiHidden="1" w:unhideWhenUsed="1"/>
+    <w:lsdException w:name="Table Classic 2" w:semiHidden="1" w:unhideWhenUsed="1"/>
+    <w:lsdException w:name="Table Classic 3" w:semiHidden="1" w:unhideWhenUsed="1"/>
+    <w:lsdException w:name="Table Classic 4" w:semiHidden="1" w:unhideWhenUsed="1"/>
+    <w:lsdException w:name="Table Colorful 1" w:semiHidden="1" w:unhideWhenUsed="1"/>
+    <w:lsdException w:name="Table Colorful 2" w:semiHidden="1" w:unhideWhenUsed="1"/>
+    <w:lsdException w:name="Table Colorful 3" w:semiHidden="1" w:unhideWhenUsed="1"/>
+    <w:lsdException w:name="Table Columns 1" w:semiHidden="1" w:unhideWhenUsed="1"/>
+    <w:lsdException w:name="Table Columns 2" w:semiHidden="1" w:unhideWhenUsed="1"/>
+    <w:lsdException w:name="Table Columns 3" w:semiHidden="1" w:unhideWhenUsed="1"/>
+    <w:lsdException w:name="Table Columns 4" w:semiHidden="1" w:unhideWhenUsed="1"/>
+    <w:lsdException w:name="Table Columns 5" w:semiHidden="1" w:unhideWhenUsed="1"/>
+    <w:lsdException w:name="Table Grid 1" w:semiHidden="1" w:unhideWhenUsed="1"/>
+    <w:lsdException w:name="Table Grid 2" w:semiHidden="1" w:unhideWhenUsed="1"/>
+    <w:lsdException w:name="Table Grid 3" w:semiHidden="1" w:unhideWhenUsed="1"/>
+    <w:lsdException w:name="Table Grid 4" w:semiHidden="1" w:unhideWhenUsed="1"/>
+    <w:lsdException w:name="Table Grid 5" w:semiHidden="1" w:unhideWhenUsed="1"/>
+    <w:lsdException w:name="Table Grid 6" w:semiHidden="1" w:unhideWhenUsed="1"/>
+    <w:lsdException w:name="Table Grid 7" w:semiHidden="1" w:unhideWhenUsed="1"/>
+    <w:lsdException w:name="Table Grid 8" w:semiHidden="1" w:unhideWhenUsed="1"/>
+    <w:lsdException w:name="Table List 1" w:semiHidden="1" w:unhideWhenUsed="1"/>
+    <w:lsdException w:name="Table List 2" w:semiHidden="1" w:unhideWhenUsed="1"/>
+    <w:lsdException w:name="Table List 3" w:semiHidden="1" w:unhideWhenUsed="1"/>
+    <w:lsdException w:name="Table List 4" w:semiHidden="1" w:unhideWhenUsed="1"/>
+    <w:lsdException w:name="Table List 5" w:semiHidden="1" w:unhideWhenUsed="1"/>
+    <w:lsdException w:name="Table List 6" w:semiHidden="1" w:unhideWhenUsed="1"/>
+    <w:lsdException w:name="Table List 7" w:semiHidden="1" w:unhideWhenUsed="1"/>
+    <w:lsdException w:name="Table List 8" w:semiHidden="1" w:unhideWhenUsed="1"/>
+    <w:lsdException w:name="Table 3D effects 1" w:semiHidden="1" w:unhideWhenUsed="1"/>
+    <w:lsdException w:name="Table 3D effects 2" w:semiHidden="1" w:unhideWhenUsed="1"/>
+    <w:lsdException w:name="Table 3D effects 3" w:semiHidden="1" w:unhideWhenUsed="1"/>
+    <w:lsdException w:name="Table Contemporary" w:semiHidden="1" w:unhideWhenUsed="1"/>
+    <w:lsdException w:name="Table Elegant" w:semiHidden="1" w:unhideWhenUsed="1"/>
+    <w:lsdException w:name="Table Professional" w:semiHidden="1" w:unhideWhenUsed="1"/>
+    <w:lsdException w:name="Table Subtle 1" w:semiHidden="1" w:unhideWhenUsed="1"/>
+    <w:lsdException w:name="Table Subtle 2" w:semiHidden="1" w:unhideWhenUsed="1"/>
+    <w:lsdException w:name="Table Web 1" w:semiHidden="1" w:unhideWhenUsed="1"/>
+    <w:lsdException w:name="Table Web 2" w:semiHidden="1" w:unhideWhenUsed="1"/>
+    <w:lsdException w:name="Table Web 3" w:semiHidden="1" w:unhideWhenUsed="1"/>
+    <w:lsdException w:name="Balloon Text" w:semiHidden="1" w:unhideWhenUsed="1"/>
+    <w:lsdException w:name="Table Grid" w:uiPriority="39"/>
+    <w:lsdException w:name="Table Theme" w:semiHidden="1" w:unhideWhenUsed="1"/>
+    <w:lsdException w:name="Placeholder Text" w:semiHidden="1"/>
+    <w:lsdException w:name="No Spacing" w:uiPriority="1" w:qFormat="1"/>
+    <w:lsdException w:name="Light Shading" w:uiPriority="60"/>
+    <w:lsdException w:name="Light List" w:uiPriority="61"/>
+    <w:lsdException w:name="Light Grid" w:uiPriority="62"/>
+    <w:lsdException w:name="Medium Shading 1" w:uiPriority="63"/>
+    <w:lsdException w:name="Medium Shading 2" w:uiPriority="64"/>
+    <w:lsdException w:name="Medium List 1" w:uiPriority="65"/>
+    <w:lsdException w:name="Medium List 2" w:uiPriority="66"/>
+    <w:lsdException w:name="Medium Grid 1" w:uiPriority="67"/>
+    <w:lsdException w:name="Medium Grid 2" w:uiPriority="68"/>
+    <w:lsdException w:name="Medium Grid 3" w:uiPriority="69"/>
+    <w:lsdException w:name="Dark List" w:uiPriority="70"/>
+    <w:lsdException w:name="Colorful Shading" w:uiPriority="71"/>
+    <w:lsdException w:name="Colorful List" w:uiPriority="72"/>
+    <w:lsdException w:name="Colorful Grid" w:uiPriority="73"/>
+    <w:lsdException w:name="Light Shading Accent 1" w:uiPriority="60"/>
+    <w:lsdException w:name="Light List Accent 1" w:uiPriority="61"/>
+    <w:lsdException w:name="Light Grid Accent 1" w:uiPriority="62"/>
+    <w:lsdException w:name="Medium Shading 1 Accent 1" w:uiPriority="63"/>
+    <w:lsdException w:name="Medium Shading 2 Accent 1" w:uiPriority="64"/>
+    <w:lsdException w:name="Medium List 1 Accent 1" w:uiPriority="65"/>
+    <w:lsdException w:name="Revision" w:semiHidden="1"/>
+    <w:lsdException w:name="List Paragraph" w:uiPriority="34" w:qFormat="1"/>
+    <w:lsdException w:name="Quote" w:uiPriority="29" w:qFormat="1"/>
+    <w:lsdException w:name="Intense Quote" w:uiPriority="30" w:qFormat="1"/>
+    <w:lsdException w:name="Medium List 2 Accent 1" w:uiPriority="66"/>
+    <w:lsdException w:name="Medium Grid 1 Accent 1" w:uiPriority="67"/>
+    <w:lsdException w:name="Medium Grid 2 Accent 1" w:uiPriority="68"/>
+    <w:lsdException w:name="Medium Grid 3 Accent 1" w:uiPriority="69"/>
+    <w:lsdException w:name="Dark List Accent 1" w:uiPriority="70"/>
+    <w:lsdException w:name="Colorful Shading Accent 1" w:uiPriority="71"/>
+    <w:lsdException w:name="Colorful List Accent 1" w:uiPriority="72"/>
+    <w:lsdException w:name="Colorful Grid Accent 1" w:uiPriority="73"/>
+    <w:lsdException w:name="Light Shading Accent 2" w:uiPriority="60"/>
+    <w:lsdException w:name="Light List Accent 2" w:uiPriority="61"/>
+    <w:lsdException w:name="Light Grid Accent 2" w:uiPriority="62"/>
+    <w:lsdException w:name="Medium Shading 1 Accent 2" w:uiPriority="63"/>
+    <w:lsdException w:name="Medium Shading 2 Accent 2" w:uiPriority="64"/>
+    <w:lsdException w:name="Medium List 1 Accent 2" w:uiPriority="65"/>
+    <w:lsdException w:name="Medium List 2 Accent 2" w:uiPriority="66"/>
+    <w:lsdException w:name="Medium Grid 1 Accent 2" w:uiPriority="67"/>
+    <w:lsdException w:name="Medium Grid 2 Accent 2" w:uiPriority="68"/>
+    <w:lsdException w:name="Medium Grid 3 Accent 2" w:uiPriority="69"/>
+    <w:lsdException w:name="Dark List Accent 2" w:uiPriority="70"/>
+    <w:lsdException w:name="Colorful Shading Accent 2" w:uiPriority="71"/>
+    <w:lsdException w:name="Colorful List Accent 2" w:uiPriority="72"/>
+    <w:lsdException w:name="Colorful Grid Accent 2" w:uiPriority="73"/>
+    <w:lsdException w:name="Light Shading Accent 3" w:uiPriority="60"/>
+    <w:lsdException w:name="Light List Accent 3" w:uiPriority="61"/>
+    <w:lsdException w:name="Light Grid Accent 3" w:uiPriority="62"/>
+    <w:lsdException w:name="Medium Shading 1 Accent 3" w:uiPriority="63"/>
+    <w:lsdException w:name="Medium Shading 2 Accent 3" w:uiPriority="64"/>
+    <w:lsdException w:name="Medium List 1 Accent 3" w:uiPriority="65"/>
+    <w:lsdException w:name="Medium List 2 Accent 3" w:uiPriority="66"/>
+    <w:lsdException w:name="Medium Grid 1 Accent 3" w:uiPriority="67"/>
+    <w:lsdException w:name="Medium Grid 2 Accent 3" w:uiPriority="68"/>
+    <w:lsdException w:name="Medium Grid 3 Accent 3" w:uiPriority="69"/>
+    <w:lsdException w:name="Dark List Accent 3" w:uiPriority="70"/>
+    <w:lsdException w:name="Colorful Shading Accent 3" w:uiPriority="71"/>
+    <w:lsdException w:name="Colorful List Accent 3" w:uiPriority="72"/>
+    <w:lsdException w:name="Colorful Grid Accent 3" w:uiPriority="73"/>
+    <w:lsdException w:name="Light Shading Accent 4" w:uiPriority="60"/>
+    <w:lsdException w:name="Light List Accent 4" w:uiPriority="61"/>
+    <w:lsdException w:name="Light Grid Accent 4" w:uiPriority="62"/>
+    <w:lsdException w:name="Medium Shading 1 Accent 4" w:uiPriority="63"/>
+    <w:lsdException w:name="Medium Shading 2 Accent 4" w:uiPriority="64"/>
+    <w:lsdException w:name="Medium List 1 Accent 4" w:uiPriority="65"/>
+    <w:lsdException w:name="Medium List 2 Accent 4" w:uiPriority="66"/>
+    <w:lsdException w:name="Medium Grid 1 Accent 4" w:uiPriority="67"/>
+    <w:lsdException w:name="Medium Grid 2 Accent 4" w:uiPriority="68"/>
+    <w:lsdException w:name="Medium Grid 3 Accent 4" w:uiPriority="69"/>
+    <w:lsdException w:name="Dark List Accent 4" w:uiPriority="70"/>
+    <w:lsdException w:name="Colorful Shading Accent 4" w:uiPriority="71"/>
+    <w:lsdException w:name="Colorful List Accent 4" w:uiPriority="72"/>
+    <w:lsdException w:name="Colorful Grid Accent 4" w:uiPriority="73"/>
+    <w:lsdException w:name="Light Shading Accent 5" w:uiPriority="60"/>
+    <w:lsdException w:name="Light List Accent 5" w:uiPriority="61"/>
+    <w:lsdException w:name="Light Grid Accent 5" w:uiPriority="62"/>
+    <w:lsdException w:name="Medium Shading 1 Accent 5" w:uiPriority="63"/>
+    <w:lsdException w:name="Medium Shading 2 Accent 5" w:uiPriority="64"/>
+    <w:lsdException w:name="Medium List 1 Accent 5" w:uiPriority="65"/>
+    <w:lsdException w:name="Medium List 2 Accent 5" w:uiPriority="66"/>
+    <w:lsdException w:name="Medium Grid 1 Accent 5" w:uiPriority="67"/>
+    <w:lsdException w:name="Medium Grid 2 Accent 5" w:uiPriority="68"/>
+    <w:lsdException w:name="Medium Grid 3 Accent 5" w:uiPriority="69"/>
+    <w:lsdException w:name="Dark List Accent 5" w:uiPriority="70"/>
+    <w:lsdException w:name="Colorful Shading Accent 5" w:uiPriority="71"/>
+    <w:lsdException w:name="Colorful List Accent 5" w:uiPriority="72"/>
+    <w:lsdException w:name="Colorful Grid Accent 5" w:uiPriority="73"/>
+    <w:lsdException w:name="Light Shading Accent 6" w:uiPriority="60"/>
+    <w:lsdException w:name="Light List Accent 6" w:uiPriority="61"/>
+    <w:lsdException w:name="Light Grid Accent 6" w:uiPriority="62"/>
+    <w:lsdException w:name="Medium Shading 1 Accent 6" w:uiPriority="63"/>
+    <w:lsdException w:name="Medium Shading 2 Accent 6" w:uiPriority="64"/>
+    <w:lsdException w:name="Medium List 1 Accent 6" w:uiPriority="65"/>
+    <w:lsdException w:name="Medium List 2 Accent 6" w:uiPriority="66"/>
+    <w:lsdException w:name="Medium Grid 1 Accent 6" w:uiPriority="67"/>
+    <w:lsdException w:name="Medium Grid 2 Accent 6" w:uiPriority="68"/>
+    <w:lsdException w:name="Medium Grid 3 Accent 6" w:uiPriority="69"/>
+    <w:lsdException w:name="Dark List Accent 6" w:uiPriority="70"/>
+    <w:lsdException w:name="Colorful Shading Accent 6" w:uiPriority="71"/>
+    <w:lsdException w:name="Colorful List Accent 6" w:uiPriority="72"/>
+    <w:lsdException w:name="Colorful Grid Accent 6" w:uiPriority="73"/>
+    <w:lsdException w:name="Subtle Emphasis" w:uiPriority="19" w:qFormat="1"/>
+    <w:lsdException w:name="Intense Emphasis" w:uiPriority="21" w:qFormat="1"/>
+    <w:lsdException w:name="Subtle Reference" w:uiPriority="31" w:qFormat="1"/>
+    <w:lsdException w:name="Intense Reference" w:uiPriority="32" w:qFormat="1"/>
+    <w:lsdException w:name="Book Title" w:uiPriority="33" w:qFormat="1"/>
+    <w:lsdException w:name="Bibliography" w:semiHidden="1" w:uiPriority="37" w:unhideWhenUsed="1"/>
+    <w:lsdException w:name="TOC Heading" w:semiHidden="1" w:uiPriority="39" w:unhideWhenUsed="1" w:qFormat="1"/>
+    <w:lsdException w:name="Plain Table 1" w:uiPriority="41"/>
+    <w:lsdException w:name="Plain Table 2" w:uiPriority="42"/>
+    <w:lsdException w:name="Plain Table 3" w:uiPriority="43"/>
+    <w:lsdException w:name="Plain Table 4" w:uiPriority="44"/>
+    <w:lsdException w:name="Plain Table 5" w:uiPriority="45"/>
+    <w:lsdException w:name="Grid Table Light" w:uiPriority="40"/>
+    <w:lsdException w:name="Grid Table 1 Light" w:uiPriority="46"/>
+    <w:lsdException w:name="Grid Table 2" w:uiPriority="47"/>
+    <w:lsdException w:name="Grid Table 3" w:uiPriority="48"/>
+    <w:lsdException w:name="Grid Table 4" w:uiPriority="49"/>
+    <w:lsdException w:name="Grid Table 5 Dark" w:uiPriority="50"/>
+    <w:lsdException w:name="Grid Table 6 Colorful" w:uiPriority="51"/>
+    <w:lsdException w:name="Grid Table 7 Colorful" w:uiPriority="52"/>
+    <w:lsdException w:name="Grid Table 1 Light Accent 1" w:uiPriority="46"/>
+    <w:lsdException w:name="Grid Table 2 Accent 1" w:uiPriority="47"/>
+    <w:lsdException w:name="Grid Table 3 Accent 1" w:uiPriority="48"/>
+    <w:lsdException w:name="Grid Table 4 Accent 1" w:uiPriority="49"/>
+    <w:lsdException w:name="Grid Table 5 Dark Accent 1" w:uiPriority="50"/>
+    <w:lsdException w:name="Grid Table 6 Colorful Accent 1" w:uiPriority="51"/>
+    <w:lsdException w:name="Grid Table 7 Colorful Accent 1" w:uiPriority="52"/>
+    <w:lsdException w:name="Grid Table 1 Light Accent 2" w:uiPriority="46"/>
+    <w:lsdException w:name="Grid Table 2 Accent 2" w:uiPriority="47"/>
+    <w:lsdException w:name="Grid Table 3 Accent 2" w:uiPriority="48"/>
+    <w:lsdException w:name="Grid Table 4 Accent 2" w:uiPriority="49"/>
+    <w:lsdException w:name="Grid Table 5 Dark Accent 2" w:uiPriority="50"/>
+    <w:lsdException w:name="Grid Table 6 Colorful Accent 2" w:uiPriority="51"/>
+    <w:lsdException w:name="Grid Table 7 Colorful Accent 2" w:uiPriority="52"/>
+    <w:lsdException w:name="Grid Table 1 Light Accent 3" w:uiPriority="46"/>
+    <w:lsdException w:name="Grid Table 2 Accent 3" w:uiPriority="47"/>
+    <w:lsdException w:name="Grid Table 3 Accent 3" w:uiPriority="48"/>
+    <w:lsdException w:name="Grid Table 4 Accent 3" w:uiPriority="49"/>
+    <w:lsdException w:name="Grid Table 5 Dark Accent 3" w:uiPriority="50"/>
+    <w:lsdException w:name="Grid Table 6 Colorful Accent 3" w:uiPriority="51"/>
+    <w:lsdException w:name="Grid Table 7 Colorful Accent 3" w:uiPriority="52"/>
+    <w:lsdException w:name="Grid Table 1 Light Accent 4" w:uiPriority="46"/>
+    <w:lsdException w:name="Grid Table 2 Accent 4" w:uiPriority="47"/>
+    <w:lsdException w:name="Grid Table 3 Accent 4" w:uiPriority="48"/>
+    <w:lsdException w:name="Grid Table 4 Accent 4" w:uiPriority="49"/>
+    <w:lsdException w:name="Grid Table 5 Dark Accent 4" w:uiPriority="50"/>
+    <w:lsdException w:name="Grid Table 6 Colorful Accent 4" w:uiPriority="51"/>
+    <w:lsdException w:name="Grid Table 7 Colorful Accent 4" w:uiPriority="52"/>
+    <w:lsdException w:name="Grid Table 1 Light Accent 5" w:uiPriority="46"/>
+    <w:lsdException w:name="Grid Table 2 Accent 5" w:uiPriority="47"/>
+    <w:lsdException w:name="Grid Table 3 Accent 5" w:uiPriority="48"/>
+    <w:lsdException w:name="Grid Table 4 Accent 5" w:uiPriority="49"/>
+    <w:lsdException w:name="Grid Table 5 Dark Accent 5" w:uiPriority="50"/>
+    <w:lsdException w:name="Grid Table 6 Colorful Accent 5" w:uiPriority="51"/>
+    <w:lsdException w:name="Grid Table 7 Colorful Accent 5" w:uiPriority="52"/>
+    <w:lsdException w:name="Grid Table 1 Light Accent 6" w:uiPriority="46"/>
+    <w:lsdException w:name="Grid Table 2 Accent 6" w:uiPriority="47"/>
+    <w:lsdException w:name="Grid Table 3 Accent 6" w:uiPriority="48"/>
+    <w:lsdException w:name="Grid Table 4 Accent 6" w:uiPriority="49"/>
+    <w:lsdException w:name="Grid Table 5 Dark Accent 6" w:uiPriority="50"/>
+    <w:lsdException w:name="Grid Table 6 Colorful Accent 6" w:uiPriority="51"/>
+    <w:lsdException w:name="Grid Table 7 Colorful Accent 6" w:uiPriority="52"/>
+    <w:lsdException w:name="List Table 1 Light" w:uiPriority="46"/>
+    <w:lsdException w:name="List Table 2" w:uiPriority="47"/>
+    <w:lsdException w:name="List Table 3" w:uiPriority="48"/>
+    <w:lsdException w:name="List Table 4" w:uiPriority="49"/>
+    <w:lsdException w:name="List Table 5 Dark" w:uiPriority="50"/>
+    <w:lsdException w:name="List Table 6 Colorful" w:uiPriority="51"/>
+    <w:lsdException w:name="List Table 7 Colorful" w:uiPriority="52"/>
+    <w:lsdException w:name="List Table 1 Light Accent 1" w:uiPriority="46"/>
+    <w:lsdException w:name="List Table 2 Accent 1" w:uiPriority="47"/>
+    <w:lsdException w:name="List Table 3 Accent 1" w:uiPriority="48"/>
+    <w:lsdException w:name="List Table 4 Accent 1" w:uiPriority="49"/>
+    <w:lsdException w:name="List Table 5 Dark Accent 1" w:uiPriority="50"/>
+    <w:lsdException w:name="List Table 6 Colorful Accent 1" w:uiPriority="51"/>
+    <w:lsdException w:name="List Table 7 Colorful Accent 1" w:uiPriority="52"/>
+    <w:lsdException w:name="List Table 1 Light Accent 2" w:uiPriority="46"/>
+    <w:lsdException w:name="List Table 2 Accent 2" w:uiPriority="47"/>
+    <w:lsdException w:name="List Table 3 Accent 2" w:uiPriority="48"/>
+    <w:lsdException w:name="List Table 4 Accent 2" w:uiPriority="49"/>
+    <w:lsdException w:name="List Table 5 Dark Accent 2" w:uiPriority="50"/>
+    <w:lsdException w:name="List Table 6 Colorful Accent 2" w:uiPriority="51"/>
+    <w:lsdException w:name="List Table 7 Colorful Accent 2" w:uiPriority="52"/>
+    <w:lsdException w:name="List Table 1 Light Accent 3" w:uiPriority="46"/>
+    <w:lsdException w:name="List Table 2 Accent 3" w:uiPriority="47"/>
+    <w:lsdException w:name="List Table 3 Accent 3" w:uiPriority="48"/>
+    <w:lsdException w:name="List Table 4 Accent 3" w:uiPriority="49"/>
+    <w:lsdException w:name="List Table 5 Dark Accent 3" w:uiPriority="50"/>
+    <w:lsdException w:name="List Table 6 Colorful Accent 3" w:uiPriority="51"/>
+    <w:lsdException w:name="List Table 7 Colorful Accent 3" w:uiPriority="52"/>
+    <w:lsdException w:name="List Table 1 Light Accent 4" w:uiPriority="46"/>
+    <w:lsdException w:name="List Table 2 Accent 4" w:uiPriority="47"/>
+    <w:lsdException w:name="List Table 3 Accent 4" w:uiPriority="48"/>
+    <w:lsdException w:name="List Table 4 Accent 4" w:uiPriority="49"/>
+    <w:lsdException w:name="List Table 5 Dark Accent 4" w:uiPriority="50"/>
+    <w:lsdException w:name="List Table 6 Colorful Accent 4" w:uiPriority="51"/>
+    <w:lsdException w:name="List Table 7 Colorful Accent 4" w:uiPriority="52"/>
+    <w:lsdException w:name="List Table 1 Light Accent 5" w:uiPriority="46"/>
+    <w:lsdException w:name="List Table 2 Accent 5" w:uiPriority="47"/>
+    <w:lsdException w:name="List Table 3 Accent 5" w:uiPriority="48"/>
+    <w:lsdException w:name="List Table 4 Accent 5" w:uiPriority="49"/>
+    <w:lsdException w:name="List Table 5 Dark Accent 5" w:uiPriority="50"/>
+    <w:lsdException w:name="List Table 6 Colorful Accent 5" w:uiPriority="51"/>
+    <w:lsdException w:name="List Table 7 Colorful Accent 5" w:uiPriority="52"/>
+    <w:lsdException w:name="List Table 1 Light Accent 6" w:uiPriority="46"/>
+    <w:lsdException w:name="List Table 2 Accent 6" w:uiPriority="47"/>
+    <w:lsdException w:name="List Table 3 Accent 6" w:uiPriority="48"/>
+    <w:lsdException w:name="List Table 4 Accent 6" w:uiPriority="49"/>
+    <w:lsdException w:name="List Table 5 Dark Accent 6" w:uiPriority="50"/>
+    <w:lsdException w:name="List Table 6 Colorful Accent 6" w:uiPriority="51"/>
+    <w:lsdException w:name="List Table 7 Colorful Accent 6" w:uiPriority="52"/>
+    <w:lsdException w:name="Mention" w:semiHidden="1" w:unhideWhenUsed="1"/>
+    <w:lsdException w:name="Smart Hyperlink" w:semiHidden="1" w:unhideWhenUsed="1"/>
+    <w:lsdException w:name="Hashtag" w:semiHidden="1" w:unhideWhenUsed="1"/>
+    <w:lsdException w:name="Unresolved Mention" w:semiHidden="1" w:unhideWhenUsed="1"/>
+    <w:lsdException w:name="Smart Link" w:semiHidden="1" w:unhideWhenUsed="1"/>
+  </w:latentStyles>
+  <w:style w:type="paragraph" w:default="1" w:styleId="Normal">
+    <w:name w:val="Normal"/>
+    <w:qFormat/>
   </w:style>
   <w:style w:type="paragraph" w:styleId="Heading1">
     <w:name w:val="heading 1"/>
     <w:basedOn w:val="Normal"/>
     <w:next w:val="Normal"/>
+    <w:uiPriority w:val="9"/>
+    <w:qFormat/>
     <w:pPr>
-      <w:keepNext w:val="1"/>
-      <w:keepLines w:val="1"/>
-      <w:spacing w:after="80" w:before="360" w:lineRule="auto"/>
+      <w:keepNext/>
+      <w:keepLines/>
+      <w:spacing w:before="360" w:after="80"/>
+      <w:outlineLvl w:val="0"/>
     </w:pPr>
     <w:rPr>
-      <w:rFonts w:ascii="Calibri" w:cs="Calibri" w:eastAsia="Calibri" w:hAnsi="Calibri"/>
-      <w:color w:val="2f5496"/>
+      <w:color w:val="2F5496"/>
       <w:sz w:val="40"/>
       <w:szCs w:val="40"/>
     </w:rPr>
@@ -2570,14 +3050,18 @@
     <w:name w:val="heading 2"/>
     <w:basedOn w:val="Normal"/>
     <w:next w:val="Normal"/>
+    <w:uiPriority w:val="9"/>
+    <w:semiHidden/>
+    <w:unhideWhenUsed/>
+    <w:qFormat/>
     <w:pPr>
-      <w:keepNext w:val="1"/>
-      <w:keepLines w:val="1"/>
-      <w:spacing w:after="80" w:before="160" w:lineRule="auto"/>
+      <w:keepNext/>
+      <w:keepLines/>
+      <w:spacing w:before="160" w:after="80"/>
+      <w:outlineLvl w:val="1"/>
     </w:pPr>
     <w:rPr>
-      <w:rFonts w:ascii="Calibri" w:cs="Calibri" w:eastAsia="Calibri" w:hAnsi="Calibri"/>
-      <w:color w:val="2f5496"/>
+      <w:color w:val="2F5496"/>
       <w:sz w:val="32"/>
       <w:szCs w:val="32"/>
     </w:rPr>
@@ -2586,13 +3070,18 @@
     <w:name w:val="heading 3"/>
     <w:basedOn w:val="Normal"/>
     <w:next w:val="Normal"/>
+    <w:uiPriority w:val="9"/>
+    <w:semiHidden/>
+    <w:unhideWhenUsed/>
+    <w:qFormat/>
     <w:pPr>
-      <w:keepNext w:val="1"/>
-      <w:keepLines w:val="1"/>
-      <w:spacing w:after="80" w:before="160" w:lineRule="auto"/>
+      <w:keepNext/>
+      <w:keepLines/>
+      <w:spacing w:before="160" w:after="80"/>
+      <w:outlineLvl w:val="2"/>
     </w:pPr>
     <w:rPr>
-      <w:color w:val="2f5496"/>
+      <w:color w:val="2F5496"/>
       <w:sz w:val="28"/>
       <w:szCs w:val="28"/>
     </w:rPr>
@@ -2601,54 +3090,107 @@
     <w:name w:val="heading 4"/>
     <w:basedOn w:val="Normal"/>
     <w:next w:val="Normal"/>
+    <w:uiPriority w:val="9"/>
+    <w:semiHidden/>
+    <w:unhideWhenUsed/>
+    <w:qFormat/>
     <w:pPr>
-      <w:keepNext w:val="1"/>
-      <w:keepLines w:val="1"/>
-      <w:spacing w:after="40" w:before="80" w:lineRule="auto"/>
+      <w:keepNext/>
+      <w:keepLines/>
+      <w:spacing w:before="80" w:after="40"/>
+      <w:outlineLvl w:val="3"/>
     </w:pPr>
     <w:rPr>
-      <w:i w:val="1"/>
-      <w:iCs w:val="1"/>
-      <w:color w:val="2f5496"/>
+      <w:i/>
+      <w:iCs/>
+      <w:color w:val="2F5496"/>
     </w:rPr>
   </w:style>
   <w:style w:type="paragraph" w:styleId="Heading5">
     <w:name w:val="heading 5"/>
     <w:basedOn w:val="Normal"/>
     <w:next w:val="Normal"/>
+    <w:uiPriority w:val="9"/>
+    <w:semiHidden/>
+    <w:unhideWhenUsed/>
+    <w:qFormat/>
     <w:pPr>
-      <w:keepNext w:val="1"/>
-      <w:keepLines w:val="1"/>
-      <w:spacing w:after="40" w:before="80" w:lineRule="auto"/>
+      <w:keepNext/>
+      <w:keepLines/>
+      <w:spacing w:before="80" w:after="40"/>
+      <w:outlineLvl w:val="4"/>
     </w:pPr>
     <w:rPr>
-      <w:color w:val="2f5496"/>
+      <w:color w:val="2F5496"/>
     </w:rPr>
   </w:style>
   <w:style w:type="paragraph" w:styleId="Heading6">
     <w:name w:val="heading 6"/>
     <w:basedOn w:val="Normal"/>
     <w:next w:val="Normal"/>
+    <w:uiPriority w:val="9"/>
+    <w:semiHidden/>
+    <w:unhideWhenUsed/>
+    <w:qFormat/>
     <w:pPr>
-      <w:keepNext w:val="1"/>
-      <w:keepLines w:val="1"/>
-      <w:spacing w:after="0" w:before="40" w:lineRule="auto"/>
+      <w:keepNext/>
+      <w:keepLines/>
+      <w:spacing w:before="40" w:after="0"/>
+      <w:outlineLvl w:val="5"/>
     </w:pPr>
     <w:rPr>
-      <w:i w:val="1"/>
-      <w:iCs w:val="1"/>
+      <w:i/>
+      <w:iCs/>
       <w:color w:val="595959"/>
     </w:rPr>
+  </w:style>
+  <w:style w:type="character" w:default="1" w:styleId="DefaultParagraphFont">
+    <w:name w:val="Default Paragraph Font"/>
+    <w:uiPriority w:val="1"/>
+    <w:unhideWhenUsed/>
+  </w:style>
+  <w:style w:type="table" w:default="1" w:styleId="TableNormal">
+    <w:name w:val="Normal Table"/>
+    <w:uiPriority w:val="99"/>
+    <w:semiHidden/>
+    <w:unhideWhenUsed/>
+    <w:tblPr>
+      <w:tblInd w:w="0" w:type="dxa"/>
+      <w:tblCellMar>
+        <w:top w:w="0" w:type="dxa"/>
+        <w:left w:w="108" w:type="dxa"/>
+        <w:bottom w:w="0" w:type="dxa"/>
+        <w:right w:w="108" w:type="dxa"/>
+      </w:tblCellMar>
+    </w:tblPr>
+  </w:style>
+  <w:style w:type="numbering" w:default="1" w:styleId="NoList">
+    <w:name w:val="No List"/>
+    <w:uiPriority w:val="99"/>
+    <w:semiHidden/>
+    <w:unhideWhenUsed/>
+  </w:style>
+  <w:style w:type="table" w:customStyle="1" w:styleId="TableNormal0">
+    <w:name w:val="TableNormal"/>
+    <w:tblPr>
+      <w:tblCellMar>
+        <w:top w:w="100" w:type="dxa"/>
+        <w:left w:w="100" w:type="dxa"/>
+        <w:bottom w:w="100" w:type="dxa"/>
+        <w:right w:w="100" w:type="dxa"/>
+      </w:tblCellMar>
+    </w:tblPr>
   </w:style>
   <w:style w:type="paragraph" w:styleId="Title">
     <w:name w:val="Title"/>
     <w:basedOn w:val="Normal"/>
     <w:next w:val="Normal"/>
+    <w:uiPriority w:val="10"/>
+    <w:qFormat/>
     <w:pPr>
       <w:spacing w:after="80" w:line="240" w:lineRule="auto"/>
     </w:pPr>
     <w:rPr>
-      <w:rFonts w:ascii="Calibri" w:cs="Calibri" w:eastAsia="Calibri" w:hAnsi="Calibri"/>
       <w:sz w:val="56"/>
       <w:szCs w:val="56"/>
     </w:rPr>
@@ -2657,12 +3199,51 @@
     <w:name w:val="Subtitle"/>
     <w:basedOn w:val="Normal"/>
     <w:next w:val="Normal"/>
-    <w:pPr/>
+    <w:uiPriority w:val="11"/>
+    <w:qFormat/>
     <w:rPr>
       <w:color w:val="595959"/>
       <w:sz w:val="28"/>
       <w:szCs w:val="28"/>
     </w:rPr>
+  </w:style>
+  <w:style w:type="paragraph" w:customStyle="1" w:styleId="isselectedend">
+    <w:name w:val="isselectedend"/>
+    <w:basedOn w:val="Normal"/>
+    <w:rsid w:val="00A202A3"/>
+    <w:pPr>
+      <w:spacing w:before="100" w:beforeAutospacing="1" w:after="100" w:afterAutospacing="1" w:line="240" w:lineRule="auto"/>
+    </w:pPr>
+    <w:rPr>
+      <w:rFonts w:ascii="Times New Roman" w:eastAsia="Times New Roman" w:hAnsi="Times New Roman" w:cs="Times New Roman"/>
+      <w:lang w:val="en-US"/>
+    </w:rPr>
+  </w:style>
+  <w:style w:type="paragraph" w:styleId="NormalWeb">
+    <w:name w:val="Normal (Web)"/>
+    <w:basedOn w:val="Normal"/>
+    <w:uiPriority w:val="99"/>
+    <w:semiHidden/>
+    <w:unhideWhenUsed/>
+    <w:rsid w:val="00A202A3"/>
+    <w:pPr>
+      <w:spacing w:before="100" w:beforeAutospacing="1" w:after="100" w:afterAutospacing="1" w:line="240" w:lineRule="auto"/>
+    </w:pPr>
+    <w:rPr>
+      <w:rFonts w:ascii="Times New Roman" w:eastAsia="Times New Roman" w:hAnsi="Times New Roman" w:cs="Times New Roman"/>
+      <w:lang w:val="en-US"/>
+    </w:rPr>
+  </w:style>
+  <w:style w:type="paragraph" w:styleId="ListParagraph">
+    <w:name w:val="List Paragraph"/>
+    <w:basedOn w:val="Normal"/>
+    <w:uiPriority w:val="34"/>
+    <w:qFormat/>
+    <w:rsid w:val="00B5057E"/>
+    <w:pPr>
+      <w:ind w:left="720"/>
+      <w:contextualSpacing/>
+    </w:pPr>
   </w:style>
 </w:styles>
 </file>
